--- a/python/machine_learning/m3_algorithms_and_techniques/ml1_machine_learning_techniques_regression.docx
+++ b/python/machine_learning/m3_algorithms_and_techniques/ml1_machine_learning_techniques_regression.docx
@@ -6,18 +6,18 @@
       <w:pPr>
         <w:jc w:val="center"/>
         <w:rPr>
-          <w:rFonts w:ascii="Calibri" w:hAnsi="Calibri" w:cs="Calibri"/>
-          <w:sz w:val="34"/>
-          <w:szCs w:val="34"/>
-        </w:rPr>
-      </w:pPr>
-      <w:r>
-        <w:rPr>
-          <w:rFonts w:ascii="Calibri" w:hAnsi="Calibri" w:cs="Calibri"/>
-          <w:b/>
-          <w:bCs/>
-          <w:sz w:val="42"/>
-          <w:szCs w:val="42"/>
+          <w:rFonts w:cs="Calibri"/>
+          <w:sz w:val="32"/>
+          <w:szCs w:val="32"/>
+        </w:rPr>
+      </w:pPr>
+      <w:r>
+        <w:rPr>
+          <w:rFonts w:cs="Calibri"/>
+          <w:b/>
+          <w:bCs/>
+          <w:sz w:val="40"/>
+          <w:szCs w:val="40"/>
         </w:rPr>
         <w:t>INDEX</w:t>
       </w:r>
@@ -31,44 +31,18 @@
         </w:numPr>
         <w:jc w:val="both"/>
         <w:rPr>
-          <w:rFonts w:ascii="Calibri" w:hAnsi="Calibri" w:cs="Calibri"/>
-          <w:sz w:val="32"/>
-          <w:szCs w:val="32"/>
-        </w:rPr>
-      </w:pPr>
-      <w:r>
-        <w:rPr>
-          <w:rFonts w:ascii="Calibri" w:hAnsi="Calibri" w:cs="Calibri"/>
-          <w:sz w:val="32"/>
-          <w:szCs w:val="32"/>
-        </w:rPr>
-        <w:t>Slope………………………………………………………</w:t>
-      </w:r>
-      <w:r>
-        <w:rPr>
-          <w:rFonts w:ascii="Calibri" w:hAnsi="Calibri" w:cs="Calibri"/>
-          <w:sz w:val="32"/>
-          <w:szCs w:val="32"/>
-        </w:rPr>
-        <w:t>……………………</w:t>
-      </w:r>
-      <w:proofErr w:type="gramStart"/>
-      <w:r>
-        <w:rPr>
-          <w:rFonts w:ascii="Calibri" w:hAnsi="Calibri" w:cs="Calibri"/>
-          <w:sz w:val="32"/>
-          <w:szCs w:val="32"/>
-        </w:rPr>
-        <w:t>…..</w:t>
-      </w:r>
-      <w:proofErr w:type="gramEnd"/>
-      <w:r>
-        <w:rPr>
-          <w:rFonts w:ascii="Calibri" w:hAnsi="Calibri" w:cs="Calibri"/>
-          <w:sz w:val="32"/>
-          <w:szCs w:val="32"/>
-        </w:rPr>
-        <w:t>………….2</w:t>
+          <w:rFonts w:cs="Calibri"/>
+          <w:sz w:val="32"/>
+          <w:szCs w:val="32"/>
+        </w:rPr>
+      </w:pPr>
+      <w:r>
+        <w:rPr>
+          <w:rFonts w:cs="Calibri"/>
+          <w:sz w:val="32"/>
+          <w:szCs w:val="32"/>
+        </w:rPr>
+        <w:t>Slope</w:t>
       </w:r>
     </w:p>
     <w:p>
@@ -80,34 +54,18 @@
         </w:numPr>
         <w:jc w:val="both"/>
         <w:rPr>
-          <w:rFonts w:ascii="Calibri" w:hAnsi="Calibri" w:cs="Calibri"/>
-          <w:sz w:val="32"/>
-          <w:szCs w:val="32"/>
-        </w:rPr>
-      </w:pPr>
-      <w:r>
-        <w:rPr>
-          <w:rFonts w:ascii="Calibri" w:hAnsi="Calibri" w:cs="Calibri"/>
-          <w:sz w:val="32"/>
-          <w:szCs w:val="32"/>
-        </w:rPr>
-        <w:t>Regression…………………………………………………………</w:t>
-      </w:r>
-      <w:r>
-        <w:rPr>
-          <w:rFonts w:ascii="Calibri" w:hAnsi="Calibri" w:cs="Calibri"/>
-          <w:sz w:val="32"/>
-          <w:szCs w:val="32"/>
-        </w:rPr>
-        <w:t>………………………..</w:t>
-      </w:r>
-      <w:r>
-        <w:rPr>
-          <w:rFonts w:ascii="Calibri" w:hAnsi="Calibri" w:cs="Calibri"/>
-          <w:sz w:val="32"/>
-          <w:szCs w:val="32"/>
-        </w:rPr>
-        <w:t>.</w:t>
+          <w:rFonts w:cs="Calibri"/>
+          <w:sz w:val="32"/>
+          <w:szCs w:val="32"/>
+        </w:rPr>
+      </w:pPr>
+      <w:r>
+        <w:rPr>
+          <w:rFonts w:cs="Calibri"/>
+          <w:sz w:val="32"/>
+          <w:szCs w:val="32"/>
+        </w:rPr>
+        <w:t>Regression</w:t>
       </w:r>
     </w:p>
     <w:p>
@@ -119,67 +77,51 @@
         </w:numPr>
         <w:jc w:val="both"/>
         <w:rPr>
-          <w:rFonts w:ascii="Calibri" w:hAnsi="Calibri" w:cs="Calibri"/>
-          <w:sz w:val="32"/>
-          <w:szCs w:val="32"/>
-        </w:rPr>
-      </w:pPr>
-      <w:r>
-        <w:rPr>
-          <w:rFonts w:ascii="Calibri" w:hAnsi="Calibri" w:cs="Calibri"/>
-          <w:sz w:val="32"/>
-          <w:szCs w:val="32"/>
-        </w:rPr>
-        <w:t>Linear Regression………………………………………………</w:t>
-      </w:r>
-      <w:r>
-        <w:rPr>
-          <w:rFonts w:ascii="Calibri" w:hAnsi="Calibri" w:cs="Calibri"/>
-          <w:sz w:val="32"/>
-          <w:szCs w:val="32"/>
-        </w:rPr>
-        <w:t>………………………..</w:t>
-      </w:r>
-      <w:r>
-        <w:rPr>
-          <w:rFonts w:ascii="Calibri" w:hAnsi="Calibri" w:cs="Calibri"/>
-          <w:sz w:val="32"/>
-          <w:szCs w:val="32"/>
-        </w:rPr>
-        <w:t>.</w:t>
-      </w:r>
-    </w:p>
-    <w:p>
-      <w:pPr>
-        <w:jc w:val="both"/>
-        <w:rPr>
-          <w:rFonts w:ascii="Calibri" w:hAnsi="Calibri" w:cs="Calibri"/>
-          <w:sz w:val="32"/>
-          <w:szCs w:val="32"/>
-        </w:rPr>
-      </w:pPr>
-    </w:p>
-    <w:p>
-      <w:pPr>
-        <w:jc w:val="both"/>
-        <w:rPr>
-          <w:rFonts w:ascii="Calibri" w:hAnsi="Calibri" w:cs="Calibri"/>
-          <w:sz w:val="32"/>
-          <w:szCs w:val="32"/>
-        </w:rPr>
-      </w:pPr>
-    </w:p>
-    <w:p>
-      <w:pPr>
-        <w:rPr>
-          <w:rFonts w:ascii="Calibri" w:hAnsi="Calibri" w:cs="Calibri"/>
-          <w:sz w:val="32"/>
-          <w:szCs w:val="32"/>
-        </w:rPr>
-      </w:pPr>
-      <w:r>
-        <w:rPr>
-          <w:rFonts w:ascii="Calibri" w:hAnsi="Calibri" w:cs="Calibri"/>
+          <w:rFonts w:cs="Calibri"/>
+          <w:sz w:val="32"/>
+          <w:szCs w:val="32"/>
+        </w:rPr>
+      </w:pPr>
+      <w:r>
+        <w:rPr>
+          <w:rFonts w:cs="Calibri"/>
+          <w:sz w:val="32"/>
+          <w:szCs w:val="32"/>
+        </w:rPr>
+        <w:t>Linear Regression</w:t>
+      </w:r>
+    </w:p>
+    <w:p>
+      <w:pPr>
+        <w:jc w:val="both"/>
+        <w:rPr>
+          <w:rFonts w:cs="Calibri"/>
+          <w:sz w:val="32"/>
+          <w:szCs w:val="32"/>
+        </w:rPr>
+      </w:pPr>
+    </w:p>
+    <w:p>
+      <w:pPr>
+        <w:jc w:val="both"/>
+        <w:rPr>
+          <w:rFonts w:cs="Calibri"/>
+          <w:sz w:val="32"/>
+          <w:szCs w:val="32"/>
+        </w:rPr>
+      </w:pPr>
+    </w:p>
+    <w:p>
+      <w:pPr>
+        <w:rPr>
+          <w:rFonts w:cs="Calibri"/>
+          <w:sz w:val="32"/>
+          <w:szCs w:val="32"/>
+        </w:rPr>
+      </w:pPr>
+      <w:r>
+        <w:rPr>
+          <w:rFonts w:cs="Calibri"/>
           <w:sz w:val="32"/>
           <w:szCs w:val="32"/>
         </w:rPr>
@@ -190,20 +132,20 @@
       <w:pPr>
         <w:jc w:val="both"/>
         <w:rPr>
-          <w:rFonts w:ascii="Calibri" w:hAnsi="Calibri" w:cs="Calibri"/>
-          <w:b/>
-          <w:bCs/>
-          <w:sz w:val="34"/>
-          <w:szCs w:val="34"/>
-        </w:rPr>
-      </w:pPr>
-      <w:r>
-        <w:rPr>
-          <w:rFonts w:ascii="Calibri" w:hAnsi="Calibri" w:cs="Calibri"/>
-          <w:b/>
-          <w:bCs/>
-          <w:sz w:val="34"/>
-          <w:szCs w:val="34"/>
+          <w:rFonts w:cs="Calibri"/>
+          <w:b/>
+          <w:bCs/>
+          <w:sz w:val="32"/>
+          <w:szCs w:val="32"/>
+        </w:rPr>
+      </w:pPr>
+      <w:r>
+        <w:rPr>
+          <w:rFonts w:cs="Calibri"/>
+          <w:b/>
+          <w:bCs/>
+          <w:sz w:val="32"/>
+          <w:szCs w:val="32"/>
         </w:rPr>
         <w:lastRenderedPageBreak/>
         <w:t>Slope:</w:t>
@@ -213,24 +155,24 @@
       <w:pPr>
         <w:jc w:val="both"/>
         <w:rPr>
-          <w:rFonts w:ascii="Calibri" w:hAnsi="Calibri" w:cs="Calibri"/>
-          <w:sz w:val="34"/>
-          <w:szCs w:val="34"/>
-        </w:rPr>
-      </w:pPr>
-      <w:r>
-        <w:rPr>
-          <w:rFonts w:ascii="Calibri" w:hAnsi="Calibri" w:cs="Calibri"/>
-          <w:sz w:val="34"/>
-          <w:szCs w:val="34"/>
+          <w:rFonts w:cs="Calibri"/>
+          <w:sz w:val="32"/>
+          <w:szCs w:val="32"/>
+        </w:rPr>
+      </w:pPr>
+      <w:r>
+        <w:rPr>
+          <w:rFonts w:cs="Calibri"/>
+          <w:sz w:val="32"/>
+          <w:szCs w:val="32"/>
         </w:rPr>
         <w:t xml:space="preserve"># </w:t>
       </w:r>
       <w:r>
         <w:rPr>
-          <w:rFonts w:ascii="Calibri" w:hAnsi="Calibri" w:cs="Calibri"/>
-          <w:sz w:val="34"/>
-          <w:szCs w:val="34"/>
+          <w:rFonts w:cs="Calibri"/>
+          <w:sz w:val="32"/>
+          <w:szCs w:val="32"/>
         </w:rPr>
         <w:t>The equation of a straight line (Slope or Dhal) is written as:</w:t>
       </w:r>
@@ -239,26 +181,26 @@
       <w:pPr>
         <w:jc w:val="both"/>
         <w:rPr>
-          <w:rFonts w:ascii="Calibri" w:hAnsi="Calibri" w:cs="Calibri"/>
-          <w:sz w:val="34"/>
-          <w:szCs w:val="34"/>
-        </w:rPr>
-      </w:pPr>
-      <w:r>
-        <w:rPr>
-          <w:rFonts w:ascii="Calibri" w:hAnsi="Calibri" w:cs="Calibri"/>
-          <w:b/>
-          <w:bCs/>
-          <w:sz w:val="34"/>
-          <w:szCs w:val="34"/>
+          <w:rFonts w:cs="Calibri"/>
+          <w:sz w:val="32"/>
+          <w:szCs w:val="32"/>
+        </w:rPr>
+      </w:pPr>
+      <w:r>
+        <w:rPr>
+          <w:rFonts w:cs="Calibri"/>
+          <w:b/>
+          <w:bCs/>
+          <w:sz w:val="32"/>
+          <w:szCs w:val="32"/>
         </w:rPr>
         <w:t>y = mx + c</w:t>
       </w:r>
       <w:r>
         <w:rPr>
-          <w:rFonts w:ascii="Calibri" w:hAnsi="Calibri" w:cs="Calibri"/>
-          <w:sz w:val="34"/>
-          <w:szCs w:val="34"/>
+          <w:rFonts w:cs="Calibri"/>
+          <w:sz w:val="32"/>
+          <w:szCs w:val="32"/>
         </w:rPr>
         <w:t>.</w:t>
       </w:r>
@@ -267,24 +209,24 @@
       <w:pPr>
         <w:jc w:val="both"/>
         <w:rPr>
-          <w:rFonts w:ascii="Calibri" w:hAnsi="Calibri" w:cs="Calibri"/>
-          <w:sz w:val="34"/>
-          <w:szCs w:val="34"/>
-        </w:rPr>
-      </w:pPr>
-      <w:r>
-        <w:rPr>
-          <w:rFonts w:ascii="Calibri" w:hAnsi="Calibri" w:cs="Calibri"/>
-          <w:sz w:val="34"/>
-          <w:szCs w:val="34"/>
+          <w:rFonts w:cs="Calibri"/>
+          <w:sz w:val="32"/>
+          <w:szCs w:val="32"/>
+        </w:rPr>
+      </w:pPr>
+      <w:r>
+        <w:rPr>
+          <w:rFonts w:cs="Calibri"/>
+          <w:sz w:val="32"/>
+          <w:szCs w:val="32"/>
         </w:rPr>
         <w:t xml:space="preserve"># </w:t>
       </w:r>
       <w:r>
         <w:rPr>
-          <w:rFonts w:ascii="Calibri" w:hAnsi="Calibri" w:cs="Calibri"/>
-          <w:sz w:val="34"/>
-          <w:szCs w:val="34"/>
+          <w:rFonts w:cs="Calibri"/>
+          <w:sz w:val="32"/>
+          <w:szCs w:val="32"/>
         </w:rPr>
         <w:t>Where:</w:t>
       </w:r>
@@ -298,104 +240,104 @@
         </w:numPr>
         <w:jc w:val="both"/>
         <w:rPr>
-          <w:rFonts w:ascii="Calibri" w:hAnsi="Calibri" w:cs="Calibri"/>
-          <w:sz w:val="34"/>
-          <w:szCs w:val="34"/>
-        </w:rPr>
-      </w:pPr>
-      <w:r>
-        <w:rPr>
-          <w:rFonts w:ascii="Calibri" w:hAnsi="Calibri" w:cs="Calibri"/>
-          <w:b/>
-          <w:bCs/>
-          <w:sz w:val="34"/>
-          <w:szCs w:val="34"/>
+          <w:rFonts w:cs="Calibri"/>
+          <w:sz w:val="32"/>
+          <w:szCs w:val="32"/>
+        </w:rPr>
+      </w:pPr>
+      <w:r>
+        <w:rPr>
+          <w:rFonts w:cs="Calibri"/>
+          <w:b/>
+          <w:bCs/>
+          <w:sz w:val="32"/>
+          <w:szCs w:val="32"/>
         </w:rPr>
         <w:t>y</w:t>
       </w:r>
       <w:r>
         <w:rPr>
-          <w:rFonts w:ascii="Calibri" w:hAnsi="Calibri" w:cs="Calibri"/>
-          <w:sz w:val="34"/>
-          <w:szCs w:val="34"/>
+          <w:rFonts w:cs="Calibri"/>
+          <w:sz w:val="32"/>
+          <w:szCs w:val="32"/>
         </w:rPr>
         <w:t xml:space="preserve"> is </w:t>
       </w:r>
       <w:r>
         <w:rPr>
-          <w:rFonts w:ascii="Calibri" w:hAnsi="Calibri" w:cs="Calibri"/>
-          <w:sz w:val="34"/>
-          <w:szCs w:val="34"/>
+          <w:rFonts w:cs="Calibri"/>
+          <w:sz w:val="32"/>
+          <w:szCs w:val="32"/>
         </w:rPr>
         <w:t xml:space="preserve">the </w:t>
       </w:r>
       <w:r>
         <w:rPr>
-          <w:rFonts w:ascii="Calibri" w:hAnsi="Calibri" w:cs="Calibri"/>
-          <w:sz w:val="34"/>
-          <w:szCs w:val="34"/>
+          <w:rFonts w:cs="Calibri"/>
+          <w:sz w:val="32"/>
+          <w:szCs w:val="32"/>
         </w:rPr>
         <w:t>dependent</w:t>
       </w:r>
       <w:r>
         <w:rPr>
-          <w:rFonts w:ascii="Calibri" w:hAnsi="Calibri" w:cs="Calibri"/>
-          <w:sz w:val="34"/>
-          <w:szCs w:val="34"/>
+          <w:rFonts w:cs="Calibri"/>
+          <w:sz w:val="32"/>
+          <w:szCs w:val="32"/>
         </w:rPr>
         <w:t xml:space="preserve"> variable (Output) or the value we are trying to predict. Its value is determined by </w:t>
       </w:r>
       <w:r>
         <w:rPr>
-          <w:rFonts w:ascii="Calibri" w:hAnsi="Calibri" w:cs="Calibri"/>
-          <w:b/>
-          <w:bCs/>
-          <w:sz w:val="34"/>
-          <w:szCs w:val="34"/>
+          <w:rFonts w:cs="Calibri"/>
+          <w:b/>
+          <w:bCs/>
+          <w:sz w:val="32"/>
+          <w:szCs w:val="32"/>
         </w:rPr>
         <w:t>x</w:t>
       </w:r>
       <w:r>
         <w:rPr>
-          <w:rFonts w:ascii="Calibri" w:hAnsi="Calibri" w:cs="Calibri"/>
-          <w:sz w:val="34"/>
-          <w:szCs w:val="34"/>
+          <w:rFonts w:cs="Calibri"/>
+          <w:sz w:val="32"/>
+          <w:szCs w:val="32"/>
         </w:rPr>
         <w:t xml:space="preserve">. If </w:t>
       </w:r>
       <w:r>
         <w:rPr>
-          <w:rFonts w:ascii="Calibri" w:hAnsi="Calibri" w:cs="Calibri"/>
-          <w:b/>
-          <w:bCs/>
-          <w:sz w:val="34"/>
-          <w:szCs w:val="34"/>
+          <w:rFonts w:cs="Calibri"/>
+          <w:b/>
+          <w:bCs/>
+          <w:sz w:val="32"/>
+          <w:szCs w:val="32"/>
         </w:rPr>
         <w:t>x</w:t>
       </w:r>
       <w:r>
         <w:rPr>
-          <w:rFonts w:ascii="Calibri" w:hAnsi="Calibri" w:cs="Calibri"/>
-          <w:sz w:val="34"/>
-          <w:szCs w:val="34"/>
+          <w:rFonts w:cs="Calibri"/>
+          <w:sz w:val="32"/>
+          <w:szCs w:val="32"/>
         </w:rPr>
         <w:t xml:space="preserve"> changes, </w:t>
       </w:r>
       <w:r>
         <w:rPr>
-          <w:rFonts w:ascii="Calibri" w:hAnsi="Calibri" w:cs="Calibri"/>
-          <w:b/>
-          <w:bCs/>
-          <w:sz w:val="34"/>
-          <w:szCs w:val="34"/>
+          <w:rFonts w:cs="Calibri"/>
+          <w:b/>
+          <w:bCs/>
+          <w:sz w:val="32"/>
+          <w:szCs w:val="32"/>
         </w:rPr>
         <w:t>y</w:t>
       </w:r>
       <w:r>
         <w:rPr>
-          <w:rFonts w:ascii="Calibri" w:hAnsi="Calibri" w:cs="Calibri"/>
-          <w:sz w:val="34"/>
-          <w:szCs w:val="34"/>
+          <w:rFonts w:cs="Calibri"/>
+          <w:sz w:val="32"/>
+          <w:szCs w:val="32"/>
         </w:rPr>
         <w:t xml:space="preserve"> changes as a result.</w:t>
       </w:r>
@@ -409,34 +351,34 @@
         </w:numPr>
         <w:jc w:val="both"/>
         <w:rPr>
-          <w:rFonts w:ascii="Calibri" w:hAnsi="Calibri" w:cs="Calibri"/>
-          <w:sz w:val="34"/>
-          <w:szCs w:val="34"/>
-        </w:rPr>
-      </w:pPr>
-      <w:r>
-        <w:rPr>
-          <w:rFonts w:ascii="Calibri" w:hAnsi="Calibri" w:cs="Calibri"/>
-          <w:b/>
-          <w:bCs/>
-          <w:sz w:val="34"/>
-          <w:szCs w:val="34"/>
+          <w:rFonts w:cs="Calibri"/>
+          <w:sz w:val="32"/>
+          <w:szCs w:val="32"/>
+        </w:rPr>
+      </w:pPr>
+      <w:r>
+        <w:rPr>
+          <w:rFonts w:cs="Calibri"/>
+          <w:b/>
+          <w:bCs/>
+          <w:sz w:val="32"/>
+          <w:szCs w:val="32"/>
         </w:rPr>
         <w:t>m</w:t>
       </w:r>
       <w:r>
         <w:rPr>
-          <w:rFonts w:ascii="Calibri" w:hAnsi="Calibri" w:cs="Calibri"/>
-          <w:sz w:val="34"/>
-          <w:szCs w:val="34"/>
+          <w:rFonts w:cs="Calibri"/>
+          <w:sz w:val="32"/>
+          <w:szCs w:val="32"/>
         </w:rPr>
         <w:t xml:space="preserve"> is </w:t>
       </w:r>
       <w:r>
         <w:rPr>
-          <w:rFonts w:ascii="Calibri" w:hAnsi="Calibri" w:cs="Calibri"/>
-          <w:sz w:val="34"/>
-          <w:szCs w:val="34"/>
+          <w:rFonts w:cs="Calibri"/>
+          <w:sz w:val="32"/>
+          <w:szCs w:val="32"/>
         </w:rPr>
         <w:t>the slope (Steepness and Direction). It controls how steep the line is and which direction it leans:</w:t>
       </w:r>
@@ -450,54 +392,36 @@
         </w:numPr>
         <w:jc w:val="both"/>
         <w:rPr>
-          <w:rFonts w:ascii="Calibri" w:hAnsi="Calibri" w:cs="Calibri"/>
-          <w:sz w:val="34"/>
-          <w:szCs w:val="34"/>
-        </w:rPr>
-      </w:pPr>
-      <w:r>
-        <w:rPr>
-          <w:rFonts w:ascii="Calibri" w:hAnsi="Calibri" w:cs="Calibri"/>
-          <w:sz w:val="34"/>
-          <w:szCs w:val="34"/>
+          <w:rFonts w:cs="Calibri"/>
+          <w:sz w:val="32"/>
+          <w:szCs w:val="32"/>
+        </w:rPr>
+      </w:pPr>
+      <w:r>
+        <w:rPr>
+          <w:rFonts w:cs="Calibri"/>
+          <w:sz w:val="32"/>
+          <w:szCs w:val="32"/>
         </w:rPr>
         <w:t xml:space="preserve">If </w:t>
       </w:r>
       <w:r>
         <w:rPr>
-          <w:rFonts w:ascii="Calibri" w:hAnsi="Calibri" w:cs="Calibri"/>
-          <w:b/>
-          <w:bCs/>
-          <w:sz w:val="34"/>
-          <w:szCs w:val="34"/>
+          <w:rFonts w:cs="Calibri"/>
+          <w:b/>
+          <w:bCs/>
+          <w:sz w:val="32"/>
+          <w:szCs w:val="32"/>
         </w:rPr>
         <w:t>m</w:t>
       </w:r>
       <w:r>
         <w:rPr>
-          <w:rFonts w:ascii="Calibri" w:hAnsi="Calibri" w:cs="Calibri"/>
-          <w:sz w:val="34"/>
-          <w:szCs w:val="34"/>
-        </w:rPr>
-        <w:t xml:space="preserve"> &gt; </w:t>
-      </w:r>
-      <w:proofErr w:type="gramStart"/>
-      <w:r>
-        <w:rPr>
-          <w:rFonts w:ascii="Calibri" w:hAnsi="Calibri" w:cs="Calibri"/>
-          <w:sz w:val="34"/>
-          <w:szCs w:val="34"/>
-        </w:rPr>
-        <w:t>0  →</w:t>
-      </w:r>
-      <w:proofErr w:type="gramEnd"/>
-      <w:r>
-        <w:rPr>
-          <w:rFonts w:ascii="Calibri" w:hAnsi="Calibri" w:cs="Calibri"/>
-          <w:sz w:val="34"/>
-          <w:szCs w:val="34"/>
-        </w:rPr>
-        <w:t xml:space="preserve">  line tilts upward (positive slope)</w:t>
+          <w:rFonts w:cs="Calibri"/>
+          <w:sz w:val="32"/>
+          <w:szCs w:val="32"/>
+        </w:rPr>
+        <w:t xml:space="preserve"> &gt; 0  →  line tilts upward (positive slope)</w:t>
       </w:r>
     </w:p>
     <w:p>
@@ -509,54 +433,36 @@
         </w:numPr>
         <w:jc w:val="both"/>
         <w:rPr>
-          <w:rFonts w:ascii="Calibri" w:hAnsi="Calibri" w:cs="Calibri"/>
-          <w:sz w:val="34"/>
-          <w:szCs w:val="34"/>
-        </w:rPr>
-      </w:pPr>
-      <w:r>
-        <w:rPr>
-          <w:rFonts w:ascii="Calibri" w:hAnsi="Calibri" w:cs="Calibri"/>
-          <w:sz w:val="34"/>
-          <w:szCs w:val="34"/>
+          <w:rFonts w:cs="Calibri"/>
+          <w:sz w:val="32"/>
+          <w:szCs w:val="32"/>
+        </w:rPr>
+      </w:pPr>
+      <w:r>
+        <w:rPr>
+          <w:rFonts w:cs="Calibri"/>
+          <w:sz w:val="32"/>
+          <w:szCs w:val="32"/>
         </w:rPr>
         <w:t>If</w:t>
       </w:r>
       <w:r>
         <w:rPr>
-          <w:rFonts w:ascii="Calibri" w:hAnsi="Calibri" w:cs="Calibri"/>
-          <w:b/>
-          <w:bCs/>
-          <w:sz w:val="34"/>
-          <w:szCs w:val="34"/>
+          <w:rFonts w:cs="Calibri"/>
+          <w:b/>
+          <w:bCs/>
+          <w:sz w:val="32"/>
+          <w:szCs w:val="32"/>
         </w:rPr>
         <w:t xml:space="preserve"> m</w:t>
       </w:r>
       <w:r>
         <w:rPr>
-          <w:rFonts w:ascii="Calibri" w:hAnsi="Calibri" w:cs="Calibri"/>
-          <w:sz w:val="34"/>
-          <w:szCs w:val="34"/>
-        </w:rPr>
-        <w:t xml:space="preserve"> &lt; </w:t>
-      </w:r>
-      <w:proofErr w:type="gramStart"/>
-      <w:r>
-        <w:rPr>
-          <w:rFonts w:ascii="Calibri" w:hAnsi="Calibri" w:cs="Calibri"/>
-          <w:sz w:val="34"/>
-          <w:szCs w:val="34"/>
-        </w:rPr>
-        <w:t>0  →</w:t>
-      </w:r>
-      <w:proofErr w:type="gramEnd"/>
-      <w:r>
-        <w:rPr>
-          <w:rFonts w:ascii="Calibri" w:hAnsi="Calibri" w:cs="Calibri"/>
-          <w:sz w:val="34"/>
-          <w:szCs w:val="34"/>
-        </w:rPr>
-        <w:t xml:space="preserve">  line tilts downward (negative slope)</w:t>
+          <w:rFonts w:cs="Calibri"/>
+          <w:sz w:val="32"/>
+          <w:szCs w:val="32"/>
+        </w:rPr>
+        <w:t xml:space="preserve"> &lt; 0  →  line tilts downward (negative slope)</w:t>
       </w:r>
     </w:p>
     <w:p>
@@ -568,54 +474,36 @@
         </w:numPr>
         <w:jc w:val="both"/>
         <w:rPr>
-          <w:rFonts w:ascii="Calibri" w:hAnsi="Calibri" w:cs="Calibri"/>
-          <w:sz w:val="34"/>
-          <w:szCs w:val="34"/>
-        </w:rPr>
-      </w:pPr>
-      <w:r>
-        <w:rPr>
-          <w:rFonts w:ascii="Calibri" w:hAnsi="Calibri" w:cs="Calibri"/>
-          <w:sz w:val="34"/>
-          <w:szCs w:val="34"/>
+          <w:rFonts w:cs="Calibri"/>
+          <w:sz w:val="32"/>
+          <w:szCs w:val="32"/>
+        </w:rPr>
+      </w:pPr>
+      <w:r>
+        <w:rPr>
+          <w:rFonts w:cs="Calibri"/>
+          <w:sz w:val="32"/>
+          <w:szCs w:val="32"/>
         </w:rPr>
         <w:t xml:space="preserve">If </w:t>
       </w:r>
       <w:r>
         <w:rPr>
-          <w:rFonts w:ascii="Calibri" w:hAnsi="Calibri" w:cs="Calibri"/>
-          <w:b/>
-          <w:bCs/>
-          <w:sz w:val="34"/>
-          <w:szCs w:val="34"/>
+          <w:rFonts w:cs="Calibri"/>
+          <w:b/>
+          <w:bCs/>
+          <w:sz w:val="32"/>
+          <w:szCs w:val="32"/>
         </w:rPr>
         <w:t>m</w:t>
       </w:r>
       <w:r>
         <w:rPr>
-          <w:rFonts w:ascii="Calibri" w:hAnsi="Calibri" w:cs="Calibri"/>
-          <w:sz w:val="34"/>
-          <w:szCs w:val="34"/>
-        </w:rPr>
-        <w:t xml:space="preserve"> = </w:t>
-      </w:r>
-      <w:proofErr w:type="gramStart"/>
-      <w:r>
-        <w:rPr>
-          <w:rFonts w:ascii="Calibri" w:hAnsi="Calibri" w:cs="Calibri"/>
-          <w:sz w:val="34"/>
-          <w:szCs w:val="34"/>
-        </w:rPr>
-        <w:t>0  →</w:t>
-      </w:r>
-      <w:proofErr w:type="gramEnd"/>
-      <w:r>
-        <w:rPr>
-          <w:rFonts w:ascii="Calibri" w:hAnsi="Calibri" w:cs="Calibri"/>
-          <w:sz w:val="34"/>
-          <w:szCs w:val="34"/>
-        </w:rPr>
-        <w:t xml:space="preserve">  line is flat, parallel to the x-axis (no relationship)</w:t>
+          <w:rFonts w:cs="Calibri"/>
+          <w:sz w:val="32"/>
+          <w:szCs w:val="32"/>
+        </w:rPr>
+        <w:t xml:space="preserve"> = 0  →  line is flat, parallel to the x-axis (no relationship)</w:t>
       </w:r>
     </w:p>
     <w:p>
@@ -626,60 +514,60 @@
           <w:numId w:val="1"/>
         </w:numPr>
         <w:rPr>
-          <w:rFonts w:ascii="Calibri" w:hAnsi="Calibri" w:cs="Calibri"/>
-          <w:sz w:val="34"/>
-          <w:szCs w:val="34"/>
-        </w:rPr>
-      </w:pPr>
-      <w:r>
-        <w:rPr>
-          <w:rFonts w:ascii="Calibri" w:hAnsi="Calibri" w:cs="Calibri"/>
-          <w:b/>
-          <w:bCs/>
-          <w:sz w:val="34"/>
-          <w:szCs w:val="34"/>
+          <w:rFonts w:cs="Calibri"/>
+          <w:sz w:val="32"/>
+          <w:szCs w:val="32"/>
+        </w:rPr>
+      </w:pPr>
+      <w:r>
+        <w:rPr>
+          <w:rFonts w:cs="Calibri"/>
+          <w:b/>
+          <w:bCs/>
+          <w:sz w:val="32"/>
+          <w:szCs w:val="32"/>
         </w:rPr>
         <w:t>c</w:t>
       </w:r>
       <w:r>
         <w:rPr>
-          <w:rFonts w:ascii="Calibri" w:hAnsi="Calibri" w:cs="Calibri"/>
-          <w:sz w:val="34"/>
-          <w:szCs w:val="34"/>
+          <w:rFonts w:cs="Calibri"/>
+          <w:sz w:val="32"/>
+          <w:szCs w:val="32"/>
         </w:rPr>
         <w:t xml:space="preserve"> is the</w:t>
       </w:r>
       <w:r>
         <w:rPr>
-          <w:rFonts w:ascii="Calibri" w:hAnsi="Calibri" w:cs="Calibri"/>
-          <w:sz w:val="34"/>
-          <w:szCs w:val="34"/>
+          <w:rFonts w:cs="Calibri"/>
+          <w:sz w:val="32"/>
+          <w:szCs w:val="32"/>
         </w:rPr>
         <w:t xml:space="preserve"> </w:t>
       </w:r>
       <w:r>
         <w:rPr>
-          <w:rFonts w:ascii="Calibri" w:hAnsi="Calibri" w:cs="Calibri"/>
-          <w:b/>
-          <w:bCs/>
-          <w:sz w:val="34"/>
-          <w:szCs w:val="34"/>
+          <w:rFonts w:cs="Calibri"/>
+          <w:b/>
+          <w:bCs/>
+          <w:sz w:val="32"/>
+          <w:szCs w:val="32"/>
         </w:rPr>
         <w:t>y</w:t>
       </w:r>
       <w:r>
         <w:rPr>
-          <w:rFonts w:ascii="Calibri" w:hAnsi="Calibri" w:cs="Calibri"/>
-          <w:sz w:val="34"/>
-          <w:szCs w:val="34"/>
+          <w:rFonts w:cs="Calibri"/>
+          <w:sz w:val="32"/>
+          <w:szCs w:val="32"/>
         </w:rPr>
         <w:t xml:space="preserve"> intercept</w:t>
       </w:r>
       <w:r>
         <w:rPr>
-          <w:rFonts w:ascii="Calibri" w:hAnsi="Calibri" w:cs="Calibri"/>
-          <w:sz w:val="34"/>
-          <w:szCs w:val="34"/>
+          <w:rFonts w:cs="Calibri"/>
+          <w:sz w:val="32"/>
+          <w:szCs w:val="32"/>
         </w:rPr>
         <w:t>. The point where the line crosses the y-axis. It shifts the entire line up or down without changing its angle:</w:t>
       </w:r>
@@ -692,54 +580,36 @@
           <w:numId w:val="1"/>
         </w:numPr>
         <w:rPr>
-          <w:rFonts w:ascii="Calibri" w:hAnsi="Calibri" w:cs="Calibri"/>
-          <w:sz w:val="34"/>
-          <w:szCs w:val="34"/>
-        </w:rPr>
-      </w:pPr>
-      <w:r>
-        <w:rPr>
-          <w:rFonts w:ascii="Calibri" w:hAnsi="Calibri" w:cs="Calibri"/>
-          <w:sz w:val="34"/>
-          <w:szCs w:val="34"/>
+          <w:rFonts w:cs="Calibri"/>
+          <w:sz w:val="32"/>
+          <w:szCs w:val="32"/>
+        </w:rPr>
+      </w:pPr>
+      <w:r>
+        <w:rPr>
+          <w:rFonts w:cs="Calibri"/>
+          <w:sz w:val="32"/>
+          <w:szCs w:val="32"/>
         </w:rPr>
         <w:t xml:space="preserve">If </w:t>
       </w:r>
       <w:r>
         <w:rPr>
-          <w:rFonts w:ascii="Calibri" w:hAnsi="Calibri" w:cs="Calibri"/>
-          <w:b/>
-          <w:bCs/>
-          <w:sz w:val="34"/>
-          <w:szCs w:val="34"/>
+          <w:rFonts w:cs="Calibri"/>
+          <w:b/>
+          <w:bCs/>
+          <w:sz w:val="32"/>
+          <w:szCs w:val="32"/>
         </w:rPr>
         <w:t>c</w:t>
       </w:r>
       <w:r>
         <w:rPr>
-          <w:rFonts w:ascii="Calibri" w:hAnsi="Calibri" w:cs="Calibri"/>
-          <w:sz w:val="34"/>
-          <w:szCs w:val="34"/>
-        </w:rPr>
-        <w:t xml:space="preserve"> &gt; </w:t>
-      </w:r>
-      <w:proofErr w:type="gramStart"/>
-      <w:r>
-        <w:rPr>
-          <w:rFonts w:ascii="Calibri" w:hAnsi="Calibri" w:cs="Calibri"/>
-          <w:sz w:val="34"/>
-          <w:szCs w:val="34"/>
-        </w:rPr>
-        <w:t>0  →</w:t>
-      </w:r>
-      <w:proofErr w:type="gramEnd"/>
-      <w:r>
-        <w:rPr>
-          <w:rFonts w:ascii="Calibri" w:hAnsi="Calibri" w:cs="Calibri"/>
-          <w:sz w:val="34"/>
-          <w:szCs w:val="34"/>
-        </w:rPr>
-        <w:t xml:space="preserve">  line crosses y-axis above the origin</w:t>
+          <w:rFonts w:cs="Calibri"/>
+          <w:sz w:val="32"/>
+          <w:szCs w:val="32"/>
+        </w:rPr>
+        <w:t xml:space="preserve"> &gt; 0  →  line crosses y-axis above the origin</w:t>
       </w:r>
     </w:p>
     <w:p>
@@ -750,54 +620,36 @@
           <w:numId w:val="1"/>
         </w:numPr>
         <w:rPr>
-          <w:rFonts w:ascii="Calibri" w:hAnsi="Calibri" w:cs="Calibri"/>
-          <w:sz w:val="34"/>
-          <w:szCs w:val="34"/>
-        </w:rPr>
-      </w:pPr>
-      <w:r>
-        <w:rPr>
-          <w:rFonts w:ascii="Calibri" w:hAnsi="Calibri" w:cs="Calibri"/>
-          <w:sz w:val="34"/>
-          <w:szCs w:val="34"/>
+          <w:rFonts w:cs="Calibri"/>
+          <w:sz w:val="32"/>
+          <w:szCs w:val="32"/>
+        </w:rPr>
+      </w:pPr>
+      <w:r>
+        <w:rPr>
+          <w:rFonts w:cs="Calibri"/>
+          <w:sz w:val="32"/>
+          <w:szCs w:val="32"/>
         </w:rPr>
         <w:t xml:space="preserve">If </w:t>
       </w:r>
       <w:r>
         <w:rPr>
-          <w:rFonts w:ascii="Calibri" w:hAnsi="Calibri" w:cs="Calibri"/>
-          <w:b/>
-          <w:bCs/>
-          <w:sz w:val="34"/>
-          <w:szCs w:val="34"/>
+          <w:rFonts w:cs="Calibri"/>
+          <w:b/>
+          <w:bCs/>
+          <w:sz w:val="32"/>
+          <w:szCs w:val="32"/>
         </w:rPr>
         <w:t>c</w:t>
       </w:r>
       <w:r>
         <w:rPr>
-          <w:rFonts w:ascii="Calibri" w:hAnsi="Calibri" w:cs="Calibri"/>
-          <w:sz w:val="34"/>
-          <w:szCs w:val="34"/>
-        </w:rPr>
-        <w:t xml:space="preserve"> &lt; </w:t>
-      </w:r>
-      <w:proofErr w:type="gramStart"/>
-      <w:r>
-        <w:rPr>
-          <w:rFonts w:ascii="Calibri" w:hAnsi="Calibri" w:cs="Calibri"/>
-          <w:sz w:val="34"/>
-          <w:szCs w:val="34"/>
-        </w:rPr>
-        <w:t>0  →</w:t>
-      </w:r>
-      <w:proofErr w:type="gramEnd"/>
-      <w:r>
-        <w:rPr>
-          <w:rFonts w:ascii="Calibri" w:hAnsi="Calibri" w:cs="Calibri"/>
-          <w:sz w:val="34"/>
-          <w:szCs w:val="34"/>
-        </w:rPr>
-        <w:t xml:space="preserve">  line crosses y-axis below the origin</w:t>
+          <w:rFonts w:cs="Calibri"/>
+          <w:sz w:val="32"/>
+          <w:szCs w:val="32"/>
+        </w:rPr>
+        <w:t xml:space="preserve"> &lt; 0  →  line crosses y-axis below the origin</w:t>
       </w:r>
     </w:p>
     <w:p>
@@ -808,160 +660,142 @@
           <w:numId w:val="1"/>
         </w:numPr>
         <w:rPr>
-          <w:rFonts w:ascii="Calibri" w:hAnsi="Calibri" w:cs="Calibri"/>
-          <w:sz w:val="34"/>
-          <w:szCs w:val="34"/>
-        </w:rPr>
-      </w:pPr>
-      <w:r>
-        <w:rPr>
-          <w:rFonts w:ascii="Calibri" w:hAnsi="Calibri" w:cs="Calibri"/>
-          <w:sz w:val="34"/>
-          <w:szCs w:val="34"/>
+          <w:rFonts w:cs="Calibri"/>
+          <w:sz w:val="32"/>
+          <w:szCs w:val="32"/>
+        </w:rPr>
+      </w:pPr>
+      <w:r>
+        <w:rPr>
+          <w:rFonts w:cs="Calibri"/>
+          <w:sz w:val="32"/>
+          <w:szCs w:val="32"/>
         </w:rPr>
         <w:t xml:space="preserve">If </w:t>
       </w:r>
       <w:r>
         <w:rPr>
-          <w:rFonts w:ascii="Calibri" w:hAnsi="Calibri" w:cs="Calibri"/>
-          <w:b/>
-          <w:bCs/>
-          <w:sz w:val="34"/>
-          <w:szCs w:val="34"/>
+          <w:rFonts w:cs="Calibri"/>
+          <w:b/>
+          <w:bCs/>
+          <w:sz w:val="32"/>
+          <w:szCs w:val="32"/>
         </w:rPr>
         <w:t>c</w:t>
       </w:r>
       <w:r>
         <w:rPr>
-          <w:rFonts w:ascii="Calibri" w:hAnsi="Calibri" w:cs="Calibri"/>
-          <w:sz w:val="34"/>
-          <w:szCs w:val="34"/>
-        </w:rPr>
-        <w:t xml:space="preserve"> = </w:t>
-      </w:r>
-      <w:proofErr w:type="gramStart"/>
-      <w:r>
-        <w:rPr>
-          <w:rFonts w:ascii="Calibri" w:hAnsi="Calibri" w:cs="Calibri"/>
-          <w:sz w:val="34"/>
-          <w:szCs w:val="34"/>
-        </w:rPr>
-        <w:t>0  →</w:t>
-      </w:r>
-      <w:proofErr w:type="gramEnd"/>
-      <w:r>
-        <w:rPr>
-          <w:rFonts w:ascii="Calibri" w:hAnsi="Calibri" w:cs="Calibri"/>
-          <w:sz w:val="34"/>
-          <w:szCs w:val="34"/>
-        </w:rPr>
-        <w:t xml:space="preserve">  line passes through the origin (0, 0)</w:t>
-      </w:r>
-    </w:p>
-    <w:p>
-      <w:pPr>
-        <w:jc w:val="both"/>
-        <w:rPr>
-          <w:rFonts w:ascii="Calibri" w:hAnsi="Calibri" w:cs="Calibri"/>
-          <w:sz w:val="34"/>
-          <w:szCs w:val="34"/>
-        </w:rPr>
-      </w:pPr>
-    </w:p>
-    <w:p>
-      <w:pPr>
-        <w:jc w:val="both"/>
-        <w:rPr>
-          <w:rFonts w:ascii="Calibri" w:hAnsi="Calibri" w:cs="Calibri"/>
-          <w:sz w:val="34"/>
-          <w:szCs w:val="34"/>
-        </w:rPr>
-      </w:pPr>
-      <w:r>
-        <w:rPr>
-          <w:rFonts w:ascii="Calibri" w:hAnsi="Calibri" w:cs="Calibri"/>
-          <w:sz w:val="34"/>
-          <w:szCs w:val="34"/>
+          <w:rFonts w:cs="Calibri"/>
+          <w:sz w:val="32"/>
+          <w:szCs w:val="32"/>
+        </w:rPr>
+        <w:t xml:space="preserve"> = 0  →  line passes through the origin (0, 0)</w:t>
+      </w:r>
+    </w:p>
+    <w:p>
+      <w:pPr>
+        <w:jc w:val="both"/>
+        <w:rPr>
+          <w:rFonts w:cs="Calibri"/>
+          <w:sz w:val="32"/>
+          <w:szCs w:val="32"/>
+        </w:rPr>
+      </w:pPr>
+    </w:p>
+    <w:p>
+      <w:pPr>
+        <w:jc w:val="both"/>
+        <w:rPr>
+          <w:rFonts w:cs="Calibri"/>
+          <w:sz w:val="32"/>
+          <w:szCs w:val="32"/>
+        </w:rPr>
+      </w:pPr>
+      <w:r>
+        <w:rPr>
+          <w:rFonts w:cs="Calibri"/>
+          <w:sz w:val="32"/>
+          <w:szCs w:val="32"/>
         </w:rPr>
         <w:t>#</w:t>
       </w:r>
       <w:r>
         <w:rPr>
-          <w:rFonts w:ascii="Calibri" w:hAnsi="Calibri" w:cs="Calibri"/>
-          <w:sz w:val="34"/>
-          <w:szCs w:val="34"/>
+          <w:rFonts w:cs="Calibri"/>
+          <w:sz w:val="32"/>
+          <w:szCs w:val="32"/>
         </w:rPr>
         <w:t xml:space="preserve"> By changing </w:t>
       </w:r>
       <w:r>
         <w:rPr>
-          <w:rFonts w:ascii="Calibri" w:hAnsi="Calibri" w:cs="Calibri"/>
-          <w:b/>
-          <w:bCs/>
-          <w:sz w:val="34"/>
-          <w:szCs w:val="34"/>
+          <w:rFonts w:cs="Calibri"/>
+          <w:b/>
+          <w:bCs/>
+          <w:sz w:val="32"/>
+          <w:szCs w:val="32"/>
         </w:rPr>
         <w:t xml:space="preserve">m </w:t>
       </w:r>
       <w:r>
         <w:rPr>
-          <w:rFonts w:ascii="Calibri" w:hAnsi="Calibri" w:cs="Calibri"/>
-          <w:sz w:val="34"/>
-          <w:szCs w:val="34"/>
+          <w:rFonts w:cs="Calibri"/>
+          <w:sz w:val="32"/>
+          <w:szCs w:val="32"/>
         </w:rPr>
         <w:t xml:space="preserve">and </w:t>
       </w:r>
       <w:r>
         <w:rPr>
-          <w:rFonts w:ascii="Calibri" w:hAnsi="Calibri" w:cs="Calibri"/>
-          <w:b/>
-          <w:bCs/>
-          <w:sz w:val="34"/>
-          <w:szCs w:val="34"/>
+          <w:rFonts w:cs="Calibri"/>
+          <w:b/>
+          <w:bCs/>
+          <w:sz w:val="32"/>
+          <w:szCs w:val="32"/>
         </w:rPr>
         <w:t>c</w:t>
       </w:r>
       <w:r>
         <w:rPr>
-          <w:rFonts w:ascii="Calibri" w:hAnsi="Calibri" w:cs="Calibri"/>
-          <w:sz w:val="34"/>
-          <w:szCs w:val="34"/>
+          <w:rFonts w:cs="Calibri"/>
+          <w:sz w:val="32"/>
+          <w:szCs w:val="32"/>
         </w:rPr>
         <w:t xml:space="preserve">, we can position and rotate the line anywhere on the graph. The entire goal of Linear Regression is finding the best values of </w:t>
       </w:r>
       <w:r>
         <w:rPr>
-          <w:rFonts w:ascii="Calibri" w:hAnsi="Calibri" w:cs="Calibri"/>
-          <w:b/>
-          <w:bCs/>
-          <w:sz w:val="34"/>
-          <w:szCs w:val="34"/>
+          <w:rFonts w:cs="Calibri"/>
+          <w:b/>
+          <w:bCs/>
+          <w:sz w:val="32"/>
+          <w:szCs w:val="32"/>
         </w:rPr>
         <w:t>m</w:t>
       </w:r>
       <w:r>
         <w:rPr>
-          <w:rFonts w:ascii="Calibri" w:hAnsi="Calibri" w:cs="Calibri"/>
-          <w:sz w:val="34"/>
-          <w:szCs w:val="34"/>
+          <w:rFonts w:cs="Calibri"/>
+          <w:sz w:val="32"/>
+          <w:szCs w:val="32"/>
         </w:rPr>
         <w:t xml:space="preserve"> and </w:t>
       </w:r>
       <w:r>
         <w:rPr>
-          <w:rFonts w:ascii="Calibri" w:hAnsi="Calibri" w:cs="Calibri"/>
-          <w:b/>
-          <w:bCs/>
-          <w:sz w:val="34"/>
-          <w:szCs w:val="34"/>
+          <w:rFonts w:cs="Calibri"/>
+          <w:b/>
+          <w:bCs/>
+          <w:sz w:val="32"/>
+          <w:szCs w:val="32"/>
         </w:rPr>
         <w:t>c</w:t>
       </w:r>
       <w:r>
         <w:rPr>
-          <w:rFonts w:ascii="Calibri" w:hAnsi="Calibri" w:cs="Calibri"/>
-          <w:sz w:val="34"/>
-          <w:szCs w:val="34"/>
+          <w:rFonts w:cs="Calibri"/>
+          <w:sz w:val="32"/>
+          <w:szCs w:val="32"/>
         </w:rPr>
         <w:t>.</w:t>
       </w:r>
@@ -970,17 +804,17 @@
       <w:pPr>
         <w:jc w:val="both"/>
         <w:rPr>
-          <w:rFonts w:ascii="Calibri" w:hAnsi="Calibri" w:cs="Calibri"/>
-          <w:sz w:val="34"/>
-          <w:szCs w:val="34"/>
-        </w:rPr>
-      </w:pPr>
-      <w:r>
-        <w:rPr>
-          <w:rFonts w:ascii="Calibri" w:hAnsi="Calibri" w:cs="Calibri"/>
+          <w:rFonts w:cs="Calibri"/>
+          <w:sz w:val="32"/>
+          <w:szCs w:val="32"/>
+        </w:rPr>
+      </w:pPr>
+      <w:r>
+        <w:rPr>
+          <w:rFonts w:cs="Calibri"/>
           <w:noProof/>
-          <w:sz w:val="34"/>
-          <w:szCs w:val="34"/>
+          <w:sz w:val="32"/>
+          <w:szCs w:val="32"/>
         </w:rPr>
         <w:lastRenderedPageBreak/>
         <w:drawing>
@@ -1024,30 +858,30 @@
       <w:pPr>
         <w:jc w:val="both"/>
         <w:rPr>
-          <w:rFonts w:ascii="Calibri" w:hAnsi="Calibri" w:cs="Calibri"/>
-          <w:sz w:val="34"/>
-          <w:szCs w:val="34"/>
-        </w:rPr>
-      </w:pPr>
-    </w:p>
-    <w:p>
-      <w:pPr>
-        <w:jc w:val="both"/>
-        <w:rPr>
-          <w:rFonts w:ascii="Calibri" w:hAnsi="Calibri" w:cs="Calibri"/>
-          <w:b/>
-          <w:bCs/>
-          <w:sz w:val="34"/>
-          <w:szCs w:val="34"/>
-        </w:rPr>
-      </w:pPr>
-      <w:r>
-        <w:rPr>
-          <w:rFonts w:ascii="Calibri" w:hAnsi="Calibri" w:cs="Calibri"/>
-          <w:b/>
-          <w:bCs/>
-          <w:sz w:val="34"/>
-          <w:szCs w:val="34"/>
+          <w:rFonts w:cs="Calibri"/>
+          <w:sz w:val="32"/>
+          <w:szCs w:val="32"/>
+        </w:rPr>
+      </w:pPr>
+    </w:p>
+    <w:p>
+      <w:pPr>
+        <w:jc w:val="both"/>
+        <w:rPr>
+          <w:rFonts w:cs="Calibri"/>
+          <w:b/>
+          <w:bCs/>
+          <w:sz w:val="32"/>
+          <w:szCs w:val="32"/>
+        </w:rPr>
+      </w:pPr>
+      <w:r>
+        <w:rPr>
+          <w:rFonts w:cs="Calibri"/>
+          <w:b/>
+          <w:bCs/>
+          <w:sz w:val="32"/>
+          <w:szCs w:val="32"/>
         </w:rPr>
         <w:t>Regression:</w:t>
       </w:r>
@@ -1056,52 +890,52 @@
       <w:pPr>
         <w:jc w:val="both"/>
         <w:rPr>
-          <w:rFonts w:ascii="Calibri" w:hAnsi="Calibri" w:cs="Calibri"/>
-          <w:sz w:val="34"/>
-          <w:szCs w:val="34"/>
-        </w:rPr>
-      </w:pPr>
-      <w:r>
-        <w:rPr>
-          <w:rFonts w:ascii="Calibri" w:hAnsi="Calibri" w:cs="Calibri"/>
-          <w:sz w:val="34"/>
-          <w:szCs w:val="34"/>
+          <w:rFonts w:cs="Calibri"/>
+          <w:sz w:val="32"/>
+          <w:szCs w:val="32"/>
+        </w:rPr>
+      </w:pPr>
+      <w:r>
+        <w:rPr>
+          <w:rFonts w:cs="Calibri"/>
+          <w:sz w:val="32"/>
+          <w:szCs w:val="32"/>
         </w:rPr>
         <w:t># Regression is a statistical method used to model and quantify the relationship between a dependent variable (</w:t>
       </w:r>
       <w:r>
         <w:rPr>
-          <w:rFonts w:ascii="Calibri" w:hAnsi="Calibri" w:cs="Calibri"/>
-          <w:b/>
-          <w:bCs/>
-          <w:sz w:val="34"/>
-          <w:szCs w:val="34"/>
+          <w:rFonts w:cs="Calibri"/>
+          <w:b/>
+          <w:bCs/>
+          <w:sz w:val="32"/>
+          <w:szCs w:val="32"/>
         </w:rPr>
         <w:t>y</w:t>
       </w:r>
       <w:r>
         <w:rPr>
-          <w:rFonts w:ascii="Calibri" w:hAnsi="Calibri" w:cs="Calibri"/>
-          <w:sz w:val="34"/>
-          <w:szCs w:val="34"/>
+          <w:rFonts w:cs="Calibri"/>
+          <w:sz w:val="32"/>
+          <w:szCs w:val="32"/>
         </w:rPr>
         <w:t>) and one or more independent variables (</w:t>
       </w:r>
       <w:r>
         <w:rPr>
-          <w:rFonts w:ascii="Calibri" w:hAnsi="Calibri" w:cs="Calibri"/>
-          <w:b/>
-          <w:bCs/>
-          <w:sz w:val="34"/>
-          <w:szCs w:val="34"/>
+          <w:rFonts w:cs="Calibri"/>
+          <w:b/>
+          <w:bCs/>
+          <w:sz w:val="32"/>
+          <w:szCs w:val="32"/>
         </w:rPr>
         <w:t>x</w:t>
       </w:r>
       <w:r>
         <w:rPr>
-          <w:rFonts w:ascii="Calibri" w:hAnsi="Calibri" w:cs="Calibri"/>
-          <w:sz w:val="34"/>
-          <w:szCs w:val="34"/>
+          <w:rFonts w:cs="Calibri"/>
+          <w:sz w:val="32"/>
+          <w:szCs w:val="32"/>
         </w:rPr>
         <w:t>).</w:t>
       </w:r>
@@ -1110,16 +944,16 @@
       <w:pPr>
         <w:jc w:val="both"/>
         <w:rPr>
-          <w:rFonts w:ascii="Calibri" w:hAnsi="Calibri" w:cs="Calibri"/>
-          <w:sz w:val="34"/>
-          <w:szCs w:val="34"/>
-        </w:rPr>
-      </w:pPr>
-      <w:r>
-        <w:rPr>
-          <w:rFonts w:ascii="Calibri" w:hAnsi="Calibri" w:cs="Calibri"/>
-          <w:sz w:val="34"/>
-          <w:szCs w:val="34"/>
+          <w:rFonts w:cs="Calibri"/>
+          <w:sz w:val="32"/>
+          <w:szCs w:val="32"/>
+        </w:rPr>
+      </w:pPr>
+      <w:r>
+        <w:rPr>
+          <w:rFonts w:cs="Calibri"/>
+          <w:sz w:val="32"/>
+          <w:szCs w:val="32"/>
         </w:rPr>
         <w:t># The word "regression" means returning to a mean or central tendency, the algorithm finds the line that best represents the central trend in the data or goes through the near center of all the data endpoints.</w:t>
       </w:r>
@@ -1133,26 +967,26 @@
         </w:numPr>
         <w:jc w:val="both"/>
         <w:rPr>
-          <w:rFonts w:ascii="Calibri" w:hAnsi="Calibri" w:cs="Calibri"/>
-          <w:sz w:val="34"/>
-          <w:szCs w:val="34"/>
-        </w:rPr>
-      </w:pPr>
-      <w:r>
-        <w:rPr>
-          <w:rFonts w:ascii="Calibri" w:hAnsi="Calibri" w:cs="Calibri"/>
-          <w:b/>
-          <w:bCs/>
-          <w:sz w:val="34"/>
-          <w:szCs w:val="34"/>
+          <w:rFonts w:cs="Calibri"/>
+          <w:sz w:val="32"/>
+          <w:szCs w:val="32"/>
+        </w:rPr>
+      </w:pPr>
+      <w:r>
+        <w:rPr>
+          <w:rFonts w:cs="Calibri"/>
+          <w:b/>
+          <w:bCs/>
+          <w:sz w:val="32"/>
+          <w:szCs w:val="32"/>
         </w:rPr>
         <w:t>Simple Linear Regression:</w:t>
       </w:r>
       <w:r>
         <w:rPr>
-          <w:rFonts w:ascii="Calibri" w:hAnsi="Calibri" w:cs="Calibri"/>
-          <w:sz w:val="34"/>
-          <w:szCs w:val="34"/>
+          <w:rFonts w:cs="Calibri"/>
+          <w:sz w:val="32"/>
+          <w:szCs w:val="32"/>
         </w:rPr>
         <w:t xml:space="preserve">  one input feature (x) → one output (y)</w:t>
       </w:r>
@@ -1166,26 +1000,26 @@
         </w:numPr>
         <w:jc w:val="both"/>
         <w:rPr>
-          <w:rFonts w:ascii="Calibri" w:hAnsi="Calibri" w:cs="Calibri"/>
-          <w:sz w:val="34"/>
-          <w:szCs w:val="34"/>
-        </w:rPr>
-      </w:pPr>
-      <w:r>
-        <w:rPr>
-          <w:rFonts w:ascii="Calibri" w:hAnsi="Calibri" w:cs="Calibri"/>
-          <w:b/>
-          <w:bCs/>
-          <w:sz w:val="34"/>
-          <w:szCs w:val="34"/>
+          <w:rFonts w:cs="Calibri"/>
+          <w:sz w:val="32"/>
+          <w:szCs w:val="32"/>
+        </w:rPr>
+      </w:pPr>
+      <w:r>
+        <w:rPr>
+          <w:rFonts w:cs="Calibri"/>
+          <w:b/>
+          <w:bCs/>
+          <w:sz w:val="32"/>
+          <w:szCs w:val="32"/>
         </w:rPr>
         <w:t>Multiple Linear Regression:</w:t>
       </w:r>
       <w:r>
         <w:rPr>
-          <w:rFonts w:ascii="Calibri" w:hAnsi="Calibri" w:cs="Calibri"/>
-          <w:sz w:val="34"/>
-          <w:szCs w:val="34"/>
+          <w:rFonts w:cs="Calibri"/>
+          <w:sz w:val="32"/>
+          <w:szCs w:val="32"/>
         </w:rPr>
         <w:t xml:space="preserve">  many input features (x₁, x₂, …) → one output (y)</w:t>
       </w:r>
@@ -1194,40 +1028,40 @@
       <w:pPr>
         <w:jc w:val="both"/>
         <w:rPr>
-          <w:rFonts w:ascii="Calibri" w:hAnsi="Calibri" w:cs="Calibri"/>
-          <w:sz w:val="34"/>
-          <w:szCs w:val="34"/>
-        </w:rPr>
-      </w:pPr>
-    </w:p>
-    <w:p>
-      <w:pPr>
-        <w:jc w:val="both"/>
-        <w:rPr>
-          <w:rFonts w:ascii="Calibri" w:hAnsi="Calibri" w:cs="Calibri"/>
-          <w:sz w:val="34"/>
-          <w:szCs w:val="34"/>
-        </w:rPr>
-      </w:pPr>
-    </w:p>
-    <w:p>
-      <w:pPr>
-        <w:jc w:val="both"/>
-        <w:rPr>
-          <w:rFonts w:ascii="Calibri" w:hAnsi="Calibri" w:cs="Calibri"/>
-          <w:b/>
-          <w:bCs/>
-          <w:sz w:val="34"/>
-          <w:szCs w:val="34"/>
-        </w:rPr>
-      </w:pPr>
-      <w:r>
-        <w:rPr>
-          <w:rFonts w:ascii="Calibri" w:hAnsi="Calibri" w:cs="Calibri"/>
-          <w:b/>
-          <w:bCs/>
-          <w:sz w:val="34"/>
-          <w:szCs w:val="34"/>
+          <w:rFonts w:cs="Calibri"/>
+          <w:sz w:val="32"/>
+          <w:szCs w:val="32"/>
+        </w:rPr>
+      </w:pPr>
+    </w:p>
+    <w:p>
+      <w:pPr>
+        <w:jc w:val="both"/>
+        <w:rPr>
+          <w:rFonts w:cs="Calibri"/>
+          <w:sz w:val="32"/>
+          <w:szCs w:val="32"/>
+        </w:rPr>
+      </w:pPr>
+    </w:p>
+    <w:p>
+      <w:pPr>
+        <w:jc w:val="both"/>
+        <w:rPr>
+          <w:rFonts w:cs="Calibri"/>
+          <w:b/>
+          <w:bCs/>
+          <w:sz w:val="32"/>
+          <w:szCs w:val="32"/>
+        </w:rPr>
+      </w:pPr>
+      <w:r>
+        <w:rPr>
+          <w:rFonts w:cs="Calibri"/>
+          <w:b/>
+          <w:bCs/>
+          <w:sz w:val="32"/>
+          <w:szCs w:val="32"/>
         </w:rPr>
         <w:t>Linear Regression:</w:t>
       </w:r>
@@ -1236,87 +1070,87 @@
       <w:pPr>
         <w:jc w:val="both"/>
         <w:rPr>
-          <w:rFonts w:ascii="Calibri" w:hAnsi="Calibri" w:cs="Calibri"/>
-          <w:sz w:val="34"/>
-          <w:szCs w:val="34"/>
-        </w:rPr>
-      </w:pPr>
-      <w:r>
-        <w:rPr>
-          <w:rFonts w:ascii="Calibri" w:hAnsi="Calibri" w:cs="Calibri"/>
-          <w:sz w:val="34"/>
-          <w:szCs w:val="34"/>
+          <w:rFonts w:cs="Calibri"/>
+          <w:sz w:val="32"/>
+          <w:szCs w:val="32"/>
+        </w:rPr>
+      </w:pPr>
+      <w:r>
+        <w:rPr>
+          <w:rFonts w:cs="Calibri"/>
+          <w:sz w:val="32"/>
+          <w:szCs w:val="32"/>
+        </w:rPr>
+        <w:t xml:space="preserve"># In Linear Regression, the ML model's job is to find the best values of </w:t>
+      </w:r>
+      <w:r>
+        <w:rPr>
+          <w:rFonts w:cs="Calibri"/>
+          <w:b/>
+          <w:bCs/>
+          <w:sz w:val="32"/>
+          <w:szCs w:val="32"/>
+        </w:rPr>
+        <w:t>m</w:t>
+      </w:r>
+      <w:r>
+        <w:rPr>
+          <w:rFonts w:cs="Calibri"/>
+          <w:sz w:val="32"/>
+          <w:szCs w:val="32"/>
+        </w:rPr>
+        <w:t xml:space="preserve"> (slope) and </w:t>
+      </w:r>
+      <w:r>
+        <w:rPr>
+          <w:rFonts w:cs="Calibri"/>
+          <w:b/>
+          <w:bCs/>
+          <w:sz w:val="32"/>
+          <w:szCs w:val="32"/>
+        </w:rPr>
+        <w:t>c</w:t>
+      </w:r>
+      <w:r>
+        <w:rPr>
+          <w:rFonts w:cs="Calibri"/>
+          <w:sz w:val="32"/>
+          <w:szCs w:val="32"/>
+        </w:rPr>
+        <w:t xml:space="preserve"> (intercept) so that the line fits as closely as possible through all data points.</w:t>
+      </w:r>
+    </w:p>
+    <w:p>
+      <w:pPr>
+        <w:jc w:val="both"/>
+        <w:rPr>
+          <w:rFonts w:cs="Calibri"/>
+          <w:sz w:val="32"/>
+          <w:szCs w:val="32"/>
+        </w:rPr>
+      </w:pPr>
+      <w:r>
+        <w:rPr>
+          <w:rFonts w:cs="Calibri"/>
+          <w:sz w:val="32"/>
+          <w:szCs w:val="32"/>
         </w:rPr>
         <w:lastRenderedPageBreak/>
-        <w:t xml:space="preserve"># In Linear Regression, the ML model's job is to find the best values of </w:t>
-      </w:r>
-      <w:r>
-        <w:rPr>
-          <w:rFonts w:ascii="Calibri" w:hAnsi="Calibri" w:cs="Calibri"/>
-          <w:b/>
-          <w:bCs/>
-          <w:sz w:val="34"/>
-          <w:szCs w:val="34"/>
-        </w:rPr>
-        <w:t>m</w:t>
-      </w:r>
-      <w:r>
-        <w:rPr>
-          <w:rFonts w:ascii="Calibri" w:hAnsi="Calibri" w:cs="Calibri"/>
-          <w:sz w:val="34"/>
-          <w:szCs w:val="34"/>
-        </w:rPr>
-        <w:t xml:space="preserve"> (slope) and </w:t>
-      </w:r>
-      <w:r>
-        <w:rPr>
-          <w:rFonts w:ascii="Calibri" w:hAnsi="Calibri" w:cs="Calibri"/>
-          <w:b/>
-          <w:bCs/>
-          <w:sz w:val="34"/>
-          <w:szCs w:val="34"/>
-        </w:rPr>
-        <w:t>c</w:t>
-      </w:r>
-      <w:r>
-        <w:rPr>
-          <w:rFonts w:ascii="Calibri" w:hAnsi="Calibri" w:cs="Calibri"/>
-          <w:sz w:val="34"/>
-          <w:szCs w:val="34"/>
-        </w:rPr>
-        <w:t xml:space="preserve"> (intercept) so that the line fits as closely as possible through all data points.</w:t>
-      </w:r>
-    </w:p>
-    <w:p>
-      <w:pPr>
-        <w:jc w:val="both"/>
-        <w:rPr>
-          <w:rFonts w:ascii="Calibri" w:hAnsi="Calibri" w:cs="Calibri"/>
-          <w:sz w:val="34"/>
-          <w:szCs w:val="34"/>
-        </w:rPr>
-      </w:pPr>
-      <w:r>
-        <w:rPr>
-          <w:rFonts w:ascii="Calibri" w:hAnsi="Calibri" w:cs="Calibri"/>
-          <w:sz w:val="34"/>
-          <w:szCs w:val="34"/>
-        </w:rPr>
         <w:t xml:space="preserve"># </w:t>
       </w:r>
       <w:r>
         <w:rPr>
-          <w:rFonts w:ascii="Calibri" w:hAnsi="Calibri" w:cs="Calibri"/>
-          <w:sz w:val="34"/>
-          <w:szCs w:val="34"/>
+          <w:rFonts w:cs="Calibri"/>
+          <w:sz w:val="32"/>
+          <w:szCs w:val="32"/>
         </w:rPr>
         <w:t>Example, predicting</w:t>
       </w:r>
       <w:r>
         <w:rPr>
-          <w:rFonts w:ascii="Calibri" w:hAnsi="Calibri" w:cs="Calibri"/>
-          <w:sz w:val="34"/>
-          <w:szCs w:val="34"/>
+          <w:rFonts w:cs="Calibri"/>
+          <w:sz w:val="32"/>
+          <w:szCs w:val="32"/>
         </w:rPr>
         <w:t xml:space="preserve"> exam marks based on study hours.</w:t>
       </w:r>
@@ -1330,60 +1164,60 @@
         </w:numPr>
         <w:jc w:val="both"/>
         <w:rPr>
-          <w:rFonts w:ascii="Calibri" w:hAnsi="Calibri" w:cs="Calibri"/>
-          <w:sz w:val="34"/>
-          <w:szCs w:val="34"/>
-        </w:rPr>
-      </w:pPr>
-      <w:r>
-        <w:rPr>
-          <w:rFonts w:ascii="Calibri" w:hAnsi="Calibri" w:cs="Calibri"/>
-          <w:b/>
-          <w:bCs/>
-          <w:sz w:val="34"/>
-          <w:szCs w:val="34"/>
+          <w:rFonts w:cs="Calibri"/>
+          <w:sz w:val="32"/>
+          <w:szCs w:val="32"/>
+        </w:rPr>
+      </w:pPr>
+      <w:r>
+        <w:rPr>
+          <w:rFonts w:cs="Calibri"/>
+          <w:b/>
+          <w:bCs/>
+          <w:sz w:val="32"/>
+          <w:szCs w:val="32"/>
         </w:rPr>
         <w:t>x-</w:t>
       </w:r>
       <w:r>
         <w:rPr>
-          <w:rFonts w:ascii="Calibri" w:hAnsi="Calibri" w:cs="Calibri"/>
-          <w:b/>
-          <w:bCs/>
-          <w:sz w:val="34"/>
-          <w:szCs w:val="34"/>
+          <w:rFonts w:cs="Calibri"/>
+          <w:b/>
+          <w:bCs/>
+          <w:sz w:val="32"/>
+          <w:szCs w:val="32"/>
         </w:rPr>
         <w:t xml:space="preserve">axis </w:t>
       </w:r>
       <w:r>
         <w:rPr>
-          <w:rFonts w:ascii="Calibri" w:hAnsi="Calibri" w:cs="Calibri"/>
-          <w:sz w:val="34"/>
-          <w:szCs w:val="34"/>
+          <w:rFonts w:cs="Calibri"/>
+          <w:sz w:val="32"/>
+          <w:szCs w:val="32"/>
         </w:rPr>
         <w:t>= Study</w:t>
       </w:r>
       <w:r>
         <w:rPr>
-          <w:rFonts w:ascii="Calibri" w:hAnsi="Calibri" w:cs="Calibri"/>
-          <w:sz w:val="34"/>
-          <w:szCs w:val="34"/>
+          <w:rFonts w:cs="Calibri"/>
+          <w:sz w:val="32"/>
+          <w:szCs w:val="32"/>
         </w:rPr>
         <w:t xml:space="preserve"> </w:t>
       </w:r>
       <w:r>
         <w:rPr>
-          <w:rFonts w:ascii="Calibri" w:hAnsi="Calibri" w:cs="Calibri"/>
-          <w:sz w:val="34"/>
-          <w:szCs w:val="34"/>
+          <w:rFonts w:cs="Calibri"/>
+          <w:sz w:val="32"/>
+          <w:szCs w:val="32"/>
         </w:rPr>
         <w:t>hours (</w:t>
       </w:r>
       <w:r>
         <w:rPr>
-          <w:rFonts w:ascii="Calibri" w:hAnsi="Calibri" w:cs="Calibri"/>
-          <w:sz w:val="34"/>
-          <w:szCs w:val="34"/>
+          <w:rFonts w:cs="Calibri"/>
+          <w:sz w:val="32"/>
+          <w:szCs w:val="32"/>
         </w:rPr>
         <w:t>input / feature)</w:t>
       </w:r>
@@ -1397,60 +1231,60 @@
         </w:numPr>
         <w:jc w:val="both"/>
         <w:rPr>
-          <w:rFonts w:ascii="Calibri" w:hAnsi="Calibri" w:cs="Calibri"/>
-          <w:sz w:val="34"/>
-          <w:szCs w:val="34"/>
-        </w:rPr>
-      </w:pPr>
-      <w:r>
-        <w:rPr>
-          <w:rFonts w:ascii="Calibri" w:hAnsi="Calibri" w:cs="Calibri"/>
-          <w:b/>
-          <w:bCs/>
-          <w:sz w:val="34"/>
-          <w:szCs w:val="34"/>
+          <w:rFonts w:cs="Calibri"/>
+          <w:sz w:val="32"/>
+          <w:szCs w:val="32"/>
+        </w:rPr>
+      </w:pPr>
+      <w:r>
+        <w:rPr>
+          <w:rFonts w:cs="Calibri"/>
+          <w:b/>
+          <w:bCs/>
+          <w:sz w:val="32"/>
+          <w:szCs w:val="32"/>
         </w:rPr>
         <w:t>y-</w:t>
       </w:r>
       <w:r>
         <w:rPr>
-          <w:rFonts w:ascii="Calibri" w:hAnsi="Calibri" w:cs="Calibri"/>
-          <w:b/>
-          <w:bCs/>
-          <w:sz w:val="34"/>
-          <w:szCs w:val="34"/>
+          <w:rFonts w:cs="Calibri"/>
+          <w:b/>
+          <w:bCs/>
+          <w:sz w:val="32"/>
+          <w:szCs w:val="32"/>
         </w:rPr>
         <w:t>axis</w:t>
       </w:r>
       <w:r>
         <w:rPr>
-          <w:rFonts w:ascii="Calibri" w:hAnsi="Calibri" w:cs="Calibri"/>
-          <w:sz w:val="34"/>
-          <w:szCs w:val="34"/>
+          <w:rFonts w:cs="Calibri"/>
+          <w:sz w:val="32"/>
+          <w:szCs w:val="32"/>
         </w:rPr>
         <w:t xml:space="preserve"> = Exam</w:t>
       </w:r>
       <w:r>
         <w:rPr>
-          <w:rFonts w:ascii="Calibri" w:hAnsi="Calibri" w:cs="Calibri"/>
-          <w:sz w:val="34"/>
-          <w:szCs w:val="34"/>
+          <w:rFonts w:cs="Calibri"/>
+          <w:sz w:val="32"/>
+          <w:szCs w:val="32"/>
         </w:rPr>
         <w:t xml:space="preserve"> </w:t>
       </w:r>
       <w:r>
         <w:rPr>
-          <w:rFonts w:ascii="Calibri" w:hAnsi="Calibri" w:cs="Calibri"/>
-          <w:sz w:val="34"/>
-          <w:szCs w:val="34"/>
+          <w:rFonts w:cs="Calibri"/>
+          <w:sz w:val="32"/>
+          <w:szCs w:val="32"/>
         </w:rPr>
         <w:t>marks (</w:t>
       </w:r>
       <w:r>
         <w:rPr>
-          <w:rFonts w:ascii="Calibri" w:hAnsi="Calibri" w:cs="Calibri"/>
-          <w:sz w:val="34"/>
-          <w:szCs w:val="34"/>
+          <w:rFonts w:cs="Calibri"/>
+          <w:sz w:val="32"/>
+          <w:szCs w:val="32"/>
         </w:rPr>
         <w:t>output / target)</w:t>
       </w:r>
@@ -1459,16 +1293,16 @@
       <w:pPr>
         <w:jc w:val="both"/>
         <w:rPr>
-          <w:rFonts w:ascii="Calibri" w:hAnsi="Calibri" w:cs="Calibri"/>
-          <w:sz w:val="34"/>
-          <w:szCs w:val="34"/>
-        </w:rPr>
-      </w:pPr>
-      <w:r>
-        <w:rPr>
-          <w:rFonts w:ascii="Calibri" w:hAnsi="Calibri" w:cs="Calibri"/>
-          <w:sz w:val="34"/>
-          <w:szCs w:val="34"/>
+          <w:rFonts w:cs="Calibri"/>
+          <w:sz w:val="32"/>
+          <w:szCs w:val="32"/>
+        </w:rPr>
+      </w:pPr>
+      <w:r>
+        <w:rPr>
+          <w:rFonts w:cs="Calibri"/>
+          <w:sz w:val="32"/>
+          <w:szCs w:val="32"/>
         </w:rPr>
         <w:t># The ML model does not understand labels like "study hours" or "marks". It only works with numbers. So, we give it a mathematical representation:</w:t>
       </w:r>
@@ -1477,108 +1311,74 @@
       <w:pPr>
         <w:jc w:val="center"/>
         <w:rPr>
-          <w:rFonts w:ascii="Calibri" w:hAnsi="Calibri" w:cs="Calibri"/>
-          <w:b/>
-          <w:bCs/>
-          <w:sz w:val="34"/>
-          <w:szCs w:val="34"/>
-        </w:rPr>
-      </w:pPr>
-      <w:proofErr w:type="gramStart"/>
-      <w:r>
-        <w:rPr>
-          <w:rFonts w:ascii="Calibri" w:hAnsi="Calibri" w:cs="Calibri"/>
-          <w:b/>
-          <w:bCs/>
-          <w:sz w:val="34"/>
-          <w:szCs w:val="34"/>
-        </w:rPr>
-        <w:t>marks  =</w:t>
-      </w:r>
-      <w:proofErr w:type="gramEnd"/>
-      <w:r>
-        <w:rPr>
-          <w:rFonts w:ascii="Calibri" w:hAnsi="Calibri" w:cs="Calibri"/>
-          <w:b/>
-          <w:bCs/>
-          <w:sz w:val="34"/>
-          <w:szCs w:val="34"/>
-        </w:rPr>
-        <w:t xml:space="preserve">  m × (</w:t>
-      </w:r>
-      <w:proofErr w:type="spellStart"/>
-      <w:r>
-        <w:rPr>
-          <w:rFonts w:ascii="Calibri" w:hAnsi="Calibri" w:cs="Calibri"/>
-          <w:b/>
-          <w:bCs/>
-          <w:sz w:val="34"/>
-          <w:szCs w:val="34"/>
-        </w:rPr>
-        <w:t>study_hours</w:t>
-      </w:r>
-      <w:proofErr w:type="spellEnd"/>
-      <w:r>
-        <w:rPr>
-          <w:rFonts w:ascii="Calibri" w:hAnsi="Calibri" w:cs="Calibri"/>
-          <w:b/>
-          <w:bCs/>
-          <w:sz w:val="34"/>
-          <w:szCs w:val="34"/>
-        </w:rPr>
-        <w:t>)  +  c</w:t>
-      </w:r>
-    </w:p>
-    <w:p>
-      <w:pPr>
-        <w:jc w:val="both"/>
-        <w:rPr>
-          <w:rFonts w:ascii="Calibri" w:hAnsi="Calibri" w:cs="Calibri"/>
-          <w:sz w:val="34"/>
-          <w:szCs w:val="34"/>
-        </w:rPr>
-      </w:pPr>
-      <w:r>
-        <w:rPr>
-          <w:rFonts w:ascii="Calibri" w:hAnsi="Calibri" w:cs="Calibri"/>
-          <w:sz w:val="34"/>
-          <w:szCs w:val="34"/>
+          <w:rFonts w:cs="Calibri"/>
+          <w:b/>
+          <w:bCs/>
+          <w:sz w:val="32"/>
+          <w:szCs w:val="32"/>
+        </w:rPr>
+      </w:pPr>
+      <w:r>
+        <w:rPr>
+          <w:rFonts w:cs="Calibri"/>
+          <w:b/>
+          <w:bCs/>
+          <w:sz w:val="32"/>
+          <w:szCs w:val="32"/>
+        </w:rPr>
+        <w:t>marks  =  m × (study_hours)  +  c</w:t>
+      </w:r>
+    </w:p>
+    <w:p>
+      <w:pPr>
+        <w:jc w:val="both"/>
+        <w:rPr>
+          <w:rFonts w:cs="Calibri"/>
+          <w:sz w:val="32"/>
+          <w:szCs w:val="32"/>
+        </w:rPr>
+      </w:pPr>
+      <w:r>
+        <w:rPr>
+          <w:rFonts w:cs="Calibri"/>
+          <w:sz w:val="32"/>
+          <w:szCs w:val="32"/>
         </w:rPr>
         <w:t xml:space="preserve"># The model searches for the optimal </w:t>
       </w:r>
       <w:r>
         <w:rPr>
-          <w:rFonts w:ascii="Calibri" w:hAnsi="Calibri" w:cs="Calibri"/>
-          <w:b/>
-          <w:bCs/>
-          <w:sz w:val="34"/>
-          <w:szCs w:val="34"/>
+          <w:rFonts w:cs="Calibri"/>
+          <w:b/>
+          <w:bCs/>
+          <w:sz w:val="32"/>
+          <w:szCs w:val="32"/>
         </w:rPr>
         <w:t xml:space="preserve">m </w:t>
       </w:r>
       <w:r>
         <w:rPr>
-          <w:rFonts w:ascii="Calibri" w:hAnsi="Calibri" w:cs="Calibri"/>
-          <w:sz w:val="34"/>
-          <w:szCs w:val="34"/>
+          <w:rFonts w:cs="Calibri"/>
+          <w:sz w:val="32"/>
+          <w:szCs w:val="32"/>
         </w:rPr>
         <w:t>and</w:t>
       </w:r>
       <w:r>
         <w:rPr>
-          <w:rFonts w:ascii="Calibri" w:hAnsi="Calibri" w:cs="Calibri"/>
-          <w:b/>
-          <w:bCs/>
-          <w:sz w:val="34"/>
-          <w:szCs w:val="34"/>
+          <w:rFonts w:cs="Calibri"/>
+          <w:b/>
+          <w:bCs/>
+          <w:sz w:val="32"/>
+          <w:szCs w:val="32"/>
         </w:rPr>
         <w:t xml:space="preserve"> c</w:t>
       </w:r>
       <w:r>
         <w:rPr>
-          <w:rFonts w:ascii="Calibri" w:hAnsi="Calibri" w:cs="Calibri"/>
-          <w:sz w:val="34"/>
-          <w:szCs w:val="34"/>
+          <w:rFonts w:cs="Calibri"/>
+          <w:sz w:val="32"/>
+          <w:szCs w:val="32"/>
         </w:rPr>
         <w:t xml:space="preserve"> that produce a line passing as closely as possible through all data points. The closer the line is to every point, the better the model predicts.</w:t>
       </w:r>
@@ -1587,16 +1387,16 @@
       <w:pPr>
         <w:jc w:val="both"/>
         <w:rPr>
-          <w:rFonts w:ascii="Calibri" w:hAnsi="Calibri" w:cs="Calibri"/>
-          <w:sz w:val="34"/>
-          <w:szCs w:val="34"/>
-        </w:rPr>
-      </w:pPr>
-      <w:r>
-        <w:rPr>
-          <w:rFonts w:ascii="Calibri" w:hAnsi="Calibri" w:cs="Calibri"/>
-          <w:sz w:val="34"/>
-          <w:szCs w:val="34"/>
+          <w:rFonts w:cs="Calibri"/>
+          <w:sz w:val="32"/>
+          <w:szCs w:val="32"/>
+        </w:rPr>
+      </w:pPr>
+      <w:r>
+        <w:rPr>
+          <w:rFonts w:cs="Calibri"/>
+          <w:sz w:val="32"/>
+          <w:szCs w:val="32"/>
         </w:rPr>
         <w:t># Rule of thumb, a line that passes through or near the center of the data spread (minimizing the overall distance to all points) is a good fit. A line skewed toward only some points is a poor fit.</w:t>
       </w:r>
@@ -1605,144 +1405,144 @@
       <w:pPr>
         <w:jc w:val="both"/>
         <w:rPr>
-          <w:rFonts w:ascii="Calibri" w:hAnsi="Calibri" w:cs="Calibri"/>
-          <w:sz w:val="34"/>
-          <w:szCs w:val="34"/>
-        </w:rPr>
-      </w:pPr>
-      <w:r>
-        <w:rPr>
-          <w:rFonts w:ascii="Calibri" w:hAnsi="Calibri" w:cs="Calibri"/>
-          <w:sz w:val="34"/>
-          <w:szCs w:val="34"/>
+          <w:rFonts w:cs="Calibri"/>
+          <w:sz w:val="32"/>
+          <w:szCs w:val="32"/>
+        </w:rPr>
+      </w:pPr>
+      <w:r>
+        <w:rPr>
+          <w:rFonts w:cs="Calibri"/>
+          <w:sz w:val="32"/>
+          <w:szCs w:val="32"/>
         </w:rPr>
         <w:t xml:space="preserve"># </w:t>
       </w:r>
       <w:r>
         <w:rPr>
-          <w:rFonts w:ascii="Calibri" w:hAnsi="Calibri" w:cs="Calibri"/>
-          <w:sz w:val="34"/>
-          <w:szCs w:val="34"/>
+          <w:rFonts w:cs="Calibri"/>
+          <w:sz w:val="32"/>
+          <w:szCs w:val="32"/>
         </w:rPr>
         <w:t>Basically,</w:t>
       </w:r>
       <w:r>
         <w:rPr>
-          <w:rFonts w:ascii="Calibri" w:hAnsi="Calibri" w:cs="Calibri"/>
-          <w:sz w:val="34"/>
-          <w:szCs w:val="34"/>
+          <w:rFonts w:cs="Calibri"/>
+          <w:sz w:val="32"/>
+          <w:szCs w:val="32"/>
         </w:rPr>
         <w:t xml:space="preserve"> this machine learning algorithm predicts based on</w:t>
       </w:r>
       <w:r>
         <w:rPr>
-          <w:rFonts w:ascii="Calibri" w:hAnsi="Calibri" w:cs="Calibri"/>
-          <w:sz w:val="34"/>
-          <w:szCs w:val="34"/>
+          <w:rFonts w:cs="Calibri"/>
+          <w:sz w:val="32"/>
+          <w:szCs w:val="32"/>
         </w:rPr>
         <w:t>,</w:t>
       </w:r>
       <w:r>
         <w:rPr>
-          <w:rFonts w:ascii="Calibri" w:hAnsi="Calibri" w:cs="Calibri"/>
-          <w:sz w:val="34"/>
-          <w:szCs w:val="34"/>
+          <w:rFonts w:cs="Calibri"/>
+          <w:sz w:val="32"/>
+          <w:szCs w:val="32"/>
         </w:rPr>
         <w:t xml:space="preserve"> if study hours</w:t>
       </w:r>
       <w:r>
         <w:rPr>
-          <w:rFonts w:ascii="Calibri" w:hAnsi="Calibri" w:cs="Calibri"/>
-          <w:sz w:val="34"/>
-          <w:szCs w:val="34"/>
+          <w:rFonts w:cs="Calibri"/>
+          <w:sz w:val="32"/>
+          <w:szCs w:val="32"/>
         </w:rPr>
         <w:t xml:space="preserve"> </w:t>
       </w:r>
       <w:r>
         <w:rPr>
-          <w:rFonts w:ascii="Calibri" w:hAnsi="Calibri" w:cs="Calibri"/>
-          <w:sz w:val="34"/>
-          <w:szCs w:val="34"/>
+          <w:rFonts w:cs="Calibri"/>
+          <w:sz w:val="32"/>
+          <w:szCs w:val="32"/>
         </w:rPr>
         <w:t>(</w:t>
       </w:r>
       <w:r>
         <w:rPr>
-          <w:rFonts w:ascii="Calibri" w:hAnsi="Calibri" w:cs="Calibri"/>
-          <w:b/>
-          <w:bCs/>
-          <w:sz w:val="34"/>
-          <w:szCs w:val="34"/>
+          <w:rFonts w:cs="Calibri"/>
+          <w:b/>
+          <w:bCs/>
+          <w:sz w:val="32"/>
+          <w:szCs w:val="32"/>
         </w:rPr>
         <w:t>x</w:t>
       </w:r>
       <w:r>
         <w:rPr>
-          <w:rFonts w:ascii="Calibri" w:hAnsi="Calibri" w:cs="Calibri"/>
-          <w:sz w:val="34"/>
-          <w:szCs w:val="34"/>
+          <w:rFonts w:cs="Calibri"/>
+          <w:sz w:val="32"/>
+          <w:szCs w:val="32"/>
         </w:rPr>
         <w:t>) increases then marks (</w:t>
       </w:r>
       <w:r>
         <w:rPr>
-          <w:rFonts w:ascii="Calibri" w:hAnsi="Calibri" w:cs="Calibri"/>
-          <w:b/>
-          <w:bCs/>
-          <w:sz w:val="34"/>
-          <w:szCs w:val="34"/>
+          <w:rFonts w:cs="Calibri"/>
+          <w:b/>
+          <w:bCs/>
+          <w:sz w:val="32"/>
+          <w:szCs w:val="32"/>
         </w:rPr>
         <w:t>y</w:t>
       </w:r>
       <w:r>
         <w:rPr>
-          <w:rFonts w:ascii="Calibri" w:hAnsi="Calibri" w:cs="Calibri"/>
-          <w:sz w:val="34"/>
-          <w:szCs w:val="34"/>
+          <w:rFonts w:cs="Calibri"/>
+          <w:sz w:val="32"/>
+          <w:szCs w:val="32"/>
         </w:rPr>
         <w:t>) will increase too.  And further</w:t>
       </w:r>
       <w:r>
         <w:rPr>
-          <w:rFonts w:ascii="Calibri" w:hAnsi="Calibri" w:cs="Calibri"/>
-          <w:sz w:val="34"/>
-          <w:szCs w:val="34"/>
+          <w:rFonts w:cs="Calibri"/>
+          <w:sz w:val="32"/>
+          <w:szCs w:val="32"/>
         </w:rPr>
         <w:t xml:space="preserve"> accuracy achieved by using slope </w:t>
       </w:r>
       <w:r>
         <w:rPr>
-          <w:rFonts w:ascii="Calibri" w:hAnsi="Calibri" w:cs="Calibri"/>
-          <w:b/>
-          <w:bCs/>
-          <w:sz w:val="34"/>
-          <w:szCs w:val="34"/>
+          <w:rFonts w:cs="Calibri"/>
+          <w:b/>
+          <w:bCs/>
+          <w:sz w:val="32"/>
+          <w:szCs w:val="32"/>
         </w:rPr>
         <w:t xml:space="preserve">y = mx + c </w:t>
       </w:r>
       <w:r>
         <w:rPr>
-          <w:rFonts w:ascii="Calibri" w:hAnsi="Calibri" w:cs="Calibri"/>
-          <w:sz w:val="34"/>
-          <w:szCs w:val="34"/>
+          <w:rFonts w:cs="Calibri"/>
+          <w:sz w:val="32"/>
+          <w:szCs w:val="32"/>
         </w:rPr>
         <w:t xml:space="preserve">and </w:t>
       </w:r>
       <w:r>
         <w:rPr>
-          <w:rFonts w:ascii="Calibri" w:hAnsi="Calibri" w:cs="Calibri"/>
-          <w:b/>
-          <w:bCs/>
-          <w:sz w:val="34"/>
-          <w:szCs w:val="34"/>
+          <w:rFonts w:cs="Calibri"/>
+          <w:b/>
+          <w:bCs/>
+          <w:sz w:val="32"/>
+          <w:szCs w:val="32"/>
         </w:rPr>
         <w:t>MSE</w:t>
       </w:r>
       <w:r>
         <w:rPr>
-          <w:rFonts w:ascii="Calibri" w:hAnsi="Calibri" w:cs="Calibri"/>
-          <w:sz w:val="34"/>
-          <w:szCs w:val="34"/>
+          <w:rFonts w:cs="Calibri"/>
+          <w:sz w:val="32"/>
+          <w:szCs w:val="32"/>
         </w:rPr>
         <w:t xml:space="preserve"> </w:t>
       </w:r>
@@ -1751,17 +1551,17 @@
       <w:pPr>
         <w:jc w:val="both"/>
         <w:rPr>
-          <w:rFonts w:ascii="Calibri" w:hAnsi="Calibri" w:cs="Calibri"/>
-          <w:sz w:val="34"/>
-          <w:szCs w:val="34"/>
-        </w:rPr>
-      </w:pPr>
-      <w:r>
-        <w:rPr>
-          <w:rFonts w:ascii="Calibri" w:hAnsi="Calibri" w:cs="Calibri"/>
+          <w:rFonts w:cs="Calibri"/>
+          <w:sz w:val="32"/>
+          <w:szCs w:val="32"/>
+        </w:rPr>
+      </w:pPr>
+      <w:r>
+        <w:rPr>
+          <w:rFonts w:cs="Calibri"/>
           <w:noProof/>
-          <w:sz w:val="34"/>
-          <w:szCs w:val="34"/>
+          <w:sz w:val="32"/>
+          <w:szCs w:val="32"/>
         </w:rPr>
         <w:lastRenderedPageBreak/>
         <w:drawing>
@@ -1812,26 +1612,26 @@
       <w:pPr>
         <w:jc w:val="both"/>
         <w:rPr>
-          <w:rFonts w:ascii="Calibri" w:hAnsi="Calibri" w:cs="Calibri"/>
-          <w:sz w:val="34"/>
-          <w:szCs w:val="34"/>
-        </w:rPr>
-      </w:pPr>
-    </w:p>
-    <w:p>
-      <w:pPr>
-        <w:jc w:val="both"/>
-        <w:rPr>
-          <w:rFonts w:ascii="Calibri" w:hAnsi="Calibri" w:cs="Calibri"/>
-          <w:sz w:val="34"/>
-          <w:szCs w:val="34"/>
-        </w:rPr>
-      </w:pPr>
-      <w:r>
-        <w:rPr>
-          <w:rFonts w:ascii="Calibri" w:hAnsi="Calibri" w:cs="Calibri"/>
-          <w:sz w:val="34"/>
-          <w:szCs w:val="34"/>
+          <w:rFonts w:cs="Calibri"/>
+          <w:sz w:val="32"/>
+          <w:szCs w:val="32"/>
+        </w:rPr>
+      </w:pPr>
+    </w:p>
+    <w:p>
+      <w:pPr>
+        <w:jc w:val="both"/>
+        <w:rPr>
+          <w:rFonts w:cs="Calibri"/>
+          <w:sz w:val="32"/>
+          <w:szCs w:val="32"/>
+        </w:rPr>
+      </w:pPr>
+      <w:r>
+        <w:rPr>
+          <w:rFonts w:cs="Calibri"/>
+          <w:sz w:val="32"/>
+          <w:szCs w:val="32"/>
         </w:rPr>
         <w:t>MSE (Mean Squared Error):</w:t>
       </w:r>
@@ -1840,16 +1640,16 @@
       <w:pPr>
         <w:jc w:val="both"/>
         <w:rPr>
-          <w:rFonts w:ascii="Calibri" w:hAnsi="Calibri" w:cs="Calibri"/>
-          <w:sz w:val="34"/>
-          <w:szCs w:val="34"/>
-        </w:rPr>
-      </w:pPr>
-      <w:r>
-        <w:rPr>
-          <w:rFonts w:ascii="Calibri" w:hAnsi="Calibri" w:cs="Calibri"/>
-          <w:sz w:val="34"/>
-          <w:szCs w:val="34"/>
+          <w:rFonts w:cs="Calibri"/>
+          <w:sz w:val="32"/>
+          <w:szCs w:val="32"/>
+        </w:rPr>
+      </w:pPr>
+      <w:r>
+        <w:rPr>
+          <w:rFonts w:cs="Calibri"/>
+          <w:sz w:val="32"/>
+          <w:szCs w:val="32"/>
         </w:rPr>
         <w:t># Once a line is drawn, there will always be a small gap between the predicted value (what the line says) and the actual value (the real data point). This gap is called a residual (or error).</w:t>
       </w:r>
@@ -1858,16 +1658,16 @@
       <w:pPr>
         <w:jc w:val="both"/>
         <w:rPr>
-          <w:rFonts w:ascii="Calibri" w:hAnsi="Calibri" w:cs="Calibri"/>
-          <w:sz w:val="34"/>
-          <w:szCs w:val="34"/>
-        </w:rPr>
-      </w:pPr>
-      <w:r>
-        <w:rPr>
-          <w:rFonts w:ascii="Calibri" w:hAnsi="Calibri" w:cs="Calibri"/>
-          <w:sz w:val="34"/>
-          <w:szCs w:val="34"/>
+          <w:rFonts w:cs="Calibri"/>
+          <w:sz w:val="32"/>
+          <w:szCs w:val="32"/>
+        </w:rPr>
+      </w:pPr>
+      <w:r>
+        <w:rPr>
+          <w:rFonts w:cs="Calibri"/>
+          <w:sz w:val="32"/>
+          <w:szCs w:val="32"/>
         </w:rPr>
         <w:t># Example:</w:t>
       </w:r>
@@ -1882,16 +1682,16 @@
         <w:ind w:left="360" w:hanging="360"/>
         <w:jc w:val="both"/>
         <w:rPr>
-          <w:rFonts w:ascii="Calibri" w:hAnsi="Calibri" w:cs="Calibri"/>
-          <w:sz w:val="34"/>
-          <w:szCs w:val="34"/>
-        </w:rPr>
-      </w:pPr>
-      <w:r>
-        <w:rPr>
-          <w:rFonts w:ascii="Calibri" w:hAnsi="Calibri" w:cs="Calibri"/>
-          <w:sz w:val="34"/>
-          <w:szCs w:val="34"/>
+          <w:rFonts w:cs="Calibri"/>
+          <w:sz w:val="32"/>
+          <w:szCs w:val="32"/>
+        </w:rPr>
+      </w:pPr>
+      <w:r>
+        <w:rPr>
+          <w:rFonts w:cs="Calibri"/>
+          <w:sz w:val="32"/>
+          <w:szCs w:val="32"/>
         </w:rPr>
         <w:t>Line predicts: marks = 25</w:t>
       </w:r>
@@ -1906,36 +1706,18 @@
         <w:ind w:left="360" w:hanging="360"/>
         <w:jc w:val="both"/>
         <w:rPr>
-          <w:rFonts w:ascii="Calibri" w:hAnsi="Calibri" w:cs="Calibri"/>
-          <w:sz w:val="34"/>
-          <w:szCs w:val="34"/>
-        </w:rPr>
-      </w:pPr>
-      <w:r>
-        <w:rPr>
-          <w:rFonts w:ascii="Calibri" w:hAnsi="Calibri" w:cs="Calibri"/>
-          <w:sz w:val="34"/>
-          <w:szCs w:val="34"/>
-        </w:rPr>
-        <w:t xml:space="preserve">Actual marks:  </w:t>
-      </w:r>
-      <w:proofErr w:type="gramStart"/>
-      <w:r>
-        <w:rPr>
-          <w:rFonts w:ascii="Calibri" w:hAnsi="Calibri" w:cs="Calibri"/>
-          <w:sz w:val="34"/>
-          <w:szCs w:val="34"/>
-        </w:rPr>
-        <w:t>27  →</w:t>
-      </w:r>
-      <w:proofErr w:type="gramEnd"/>
-      <w:r>
-        <w:rPr>
-          <w:rFonts w:ascii="Calibri" w:hAnsi="Calibri" w:cs="Calibri"/>
-          <w:sz w:val="34"/>
-          <w:szCs w:val="34"/>
-        </w:rPr>
-        <w:t xml:space="preserve">  residual = +2</w:t>
+          <w:rFonts w:cs="Calibri"/>
+          <w:sz w:val="32"/>
+          <w:szCs w:val="32"/>
+        </w:rPr>
+      </w:pPr>
+      <w:r>
+        <w:rPr>
+          <w:rFonts w:cs="Calibri"/>
+          <w:sz w:val="32"/>
+          <w:szCs w:val="32"/>
+        </w:rPr>
+        <w:t>Actual marks:  27  →  residual = +2</w:t>
       </w:r>
     </w:p>
     <w:p>
@@ -1948,71 +1730,61 @@
         <w:ind w:left="360" w:hanging="360"/>
         <w:jc w:val="both"/>
         <w:rPr>
-          <w:rFonts w:ascii="Calibri" w:hAnsi="Calibri" w:cs="Calibri"/>
-          <w:sz w:val="34"/>
-          <w:szCs w:val="34"/>
-        </w:rPr>
-      </w:pPr>
-      <w:r>
-        <w:rPr>
-          <w:rFonts w:ascii="Calibri" w:hAnsi="Calibri" w:cs="Calibri"/>
-          <w:sz w:val="34"/>
-          <w:szCs w:val="34"/>
-        </w:rPr>
-        <w:t xml:space="preserve">Actual marks:  </w:t>
-      </w:r>
-      <w:proofErr w:type="gramStart"/>
-      <w:r>
-        <w:rPr>
-          <w:rFonts w:ascii="Calibri" w:hAnsi="Calibri" w:cs="Calibri"/>
-          <w:sz w:val="34"/>
-          <w:szCs w:val="34"/>
-        </w:rPr>
-        <w:t>23  →</w:t>
-      </w:r>
-      <w:proofErr w:type="gramEnd"/>
-      <w:r>
-        <w:rPr>
-          <w:rFonts w:ascii="Calibri" w:hAnsi="Calibri" w:cs="Calibri"/>
-          <w:sz w:val="34"/>
-          <w:szCs w:val="34"/>
-        </w:rPr>
-        <w:t xml:space="preserve">  residual = −2</w:t>
-      </w:r>
-    </w:p>
-    <w:p>
-      <w:pPr>
-        <w:jc w:val="both"/>
-        <w:rPr>
-          <w:rFonts w:ascii="Calibri" w:hAnsi="Calibri" w:cs="Calibri"/>
-          <w:sz w:val="34"/>
-          <w:szCs w:val="34"/>
-        </w:rPr>
-      </w:pPr>
-      <w:r>
-        <w:rPr>
-          <w:rFonts w:ascii="Calibri" w:hAnsi="Calibri" w:cs="Calibri"/>
-          <w:sz w:val="34"/>
-          <w:szCs w:val="34"/>
+          <w:rFonts w:cs="Calibri"/>
+          <w:sz w:val="32"/>
+          <w:szCs w:val="32"/>
+        </w:rPr>
+      </w:pPr>
+      <w:r>
+        <w:rPr>
+          <w:rFonts w:cs="Calibri"/>
+          <w:sz w:val="32"/>
+          <w:szCs w:val="32"/>
+        </w:rPr>
+        <w:t>Actual marks:  23  →  residual = −2</w:t>
+      </w:r>
+    </w:p>
+    <w:p>
+      <w:pPr>
+        <w:jc w:val="both"/>
+        <w:rPr>
+          <w:rFonts w:cs="Calibri"/>
+          <w:sz w:val="32"/>
+          <w:szCs w:val="32"/>
+        </w:rPr>
+      </w:pPr>
+      <w:r>
+        <w:rPr>
+          <w:rFonts w:cs="Calibri"/>
+          <w:sz w:val="32"/>
+          <w:szCs w:val="32"/>
+        </w:rPr>
+        <w:t xml:space="preserve"># If we simply add all residuals, the positive and negative errors cancel each other out (e.g., +2 and −2 sum to 0), giving a falsely </w:t>
+      </w:r>
+      <w:r>
+        <w:rPr>
+          <w:rFonts w:cs="Calibri"/>
+          <w:sz w:val="32"/>
+          <w:szCs w:val="32"/>
         </w:rPr>
         <w:lastRenderedPageBreak/>
-        <w:t># If we simply add all residuals, the positive and negative errors cancel each other out (e.g., +2 and −2 sum to 0), giving a falsely perfect score even when the line is bad. To avoid this, we square each residual, squaring always produces a positive value.</w:t>
-      </w:r>
-    </w:p>
-    <w:p>
-      <w:pPr>
-        <w:jc w:val="both"/>
-        <w:rPr>
-          <w:rFonts w:ascii="Calibri" w:hAnsi="Calibri" w:cs="Calibri"/>
-          <w:sz w:val="34"/>
-          <w:szCs w:val="34"/>
-        </w:rPr>
-      </w:pPr>
-      <w:r>
-        <w:rPr>
-          <w:rFonts w:ascii="Calibri" w:hAnsi="Calibri" w:cs="Calibri"/>
-          <w:sz w:val="34"/>
-          <w:szCs w:val="34"/>
+        <w:t>perfect score even when the line is bad. To avoid this, we square each residual, squaring always produces a positive value.</w:t>
+      </w:r>
+    </w:p>
+    <w:p>
+      <w:pPr>
+        <w:jc w:val="both"/>
+        <w:rPr>
+          <w:rFonts w:cs="Calibri"/>
+          <w:sz w:val="32"/>
+          <w:szCs w:val="32"/>
+        </w:rPr>
+      </w:pPr>
+      <w:r>
+        <w:rPr>
+          <w:rFonts w:cs="Calibri"/>
+          <w:sz w:val="32"/>
+          <w:szCs w:val="32"/>
         </w:rPr>
         <w:t># The MSE Formula</w:t>
       </w:r>
@@ -2021,50 +1793,78 @@
       <w:pPr>
         <w:jc w:val="center"/>
         <w:rPr>
-          <w:rFonts w:ascii="Calibri" w:hAnsi="Calibri" w:cs="Calibri"/>
-          <w:b/>
-          <w:bCs/>
-          <w:sz w:val="34"/>
-          <w:szCs w:val="34"/>
-        </w:rPr>
-      </w:pPr>
-      <w:proofErr w:type="gramStart"/>
-      <w:r>
-        <w:rPr>
-          <w:rFonts w:ascii="Calibri" w:hAnsi="Calibri" w:cs="Calibri"/>
-          <w:b/>
-          <w:bCs/>
-          <w:sz w:val="34"/>
-          <w:szCs w:val="34"/>
-        </w:rPr>
-        <w:t>MSE  =</w:t>
-      </w:r>
-      <w:proofErr w:type="gramEnd"/>
-      <w:r>
-        <w:rPr>
-          <w:rFonts w:ascii="Calibri" w:hAnsi="Calibri" w:cs="Calibri"/>
-          <w:b/>
-          <w:bCs/>
-          <w:sz w:val="34"/>
-          <w:szCs w:val="34"/>
-        </w:rPr>
-        <w:t xml:space="preserve">  (1/n)  ×  Σ (yᵢ  −  ŷᵢ)²</w:t>
-      </w:r>
-    </w:p>
-    <w:p>
-      <w:pPr>
-        <w:jc w:val="both"/>
-        <w:rPr>
-          <w:rFonts w:ascii="Calibri" w:hAnsi="Calibri" w:cs="Calibri"/>
-          <w:sz w:val="34"/>
-          <w:szCs w:val="34"/>
-        </w:rPr>
-      </w:pPr>
-      <w:r>
-        <w:rPr>
-          <w:rFonts w:ascii="Calibri" w:hAnsi="Calibri" w:cs="Calibri"/>
-          <w:sz w:val="34"/>
-          <w:szCs w:val="34"/>
+          <w:rFonts w:cs="Calibri"/>
+          <w:b/>
+          <w:bCs/>
+          <w:sz w:val="32"/>
+          <w:szCs w:val="32"/>
+        </w:rPr>
+      </w:pPr>
+      <w:r>
+        <w:rPr>
+          <w:rFonts w:cs="Calibri"/>
+          <w:b/>
+          <w:bCs/>
+          <w:sz w:val="32"/>
+          <w:szCs w:val="32"/>
+        </w:rPr>
+        <w:t>MSE  =  (1/n)  ×  Σ (y</w:t>
+      </w:r>
+      <w:r>
+        <w:rPr>
+          <w:rFonts w:ascii="Arial" w:hAnsi="Arial" w:cs="Arial"/>
+          <w:b/>
+          <w:bCs/>
+          <w:sz w:val="32"/>
+          <w:szCs w:val="32"/>
+        </w:rPr>
+        <w:t>ᵢ</w:t>
+      </w:r>
+      <w:r>
+        <w:rPr>
+          <w:rFonts w:cs="Calibri"/>
+          <w:b/>
+          <w:bCs/>
+          <w:sz w:val="32"/>
+          <w:szCs w:val="32"/>
+        </w:rPr>
+        <w:t xml:space="preserve">  −  ŷ</w:t>
+      </w:r>
+      <w:r>
+        <w:rPr>
+          <w:rFonts w:ascii="Arial" w:hAnsi="Arial" w:cs="Arial"/>
+          <w:b/>
+          <w:bCs/>
+          <w:sz w:val="32"/>
+          <w:szCs w:val="32"/>
+        </w:rPr>
+        <w:t>ᵢ</w:t>
+      </w:r>
+      <w:r>
+        <w:rPr>
+          <w:rFonts w:cs="Calibri"/>
+          <w:b/>
+          <w:bCs/>
+          <w:sz w:val="32"/>
+          <w:szCs w:val="32"/>
+        </w:rPr>
+        <w:t>)²</w:t>
+      </w:r>
+    </w:p>
+    <w:p>
+      <w:pPr>
+        <w:jc w:val="both"/>
+        <w:rPr>
+          <w:rFonts w:cs="Calibri"/>
+          <w:sz w:val="32"/>
+          <w:szCs w:val="32"/>
+        </w:rPr>
+      </w:pPr>
+      <w:r>
+        <w:rPr>
+          <w:rFonts w:cs="Calibri"/>
+          <w:sz w:val="32"/>
+          <w:szCs w:val="32"/>
         </w:rPr>
         <w:t>Where:</w:t>
       </w:r>
@@ -2079,38 +1879,28 @@
         <w:ind w:left="360" w:hanging="360"/>
         <w:jc w:val="both"/>
         <w:rPr>
-          <w:rFonts w:ascii="Calibri" w:hAnsi="Calibri" w:cs="Calibri"/>
-          <w:sz w:val="34"/>
-          <w:szCs w:val="34"/>
-        </w:rPr>
-      </w:pPr>
-      <w:proofErr w:type="gramStart"/>
-      <w:r>
-        <w:rPr>
-          <w:rFonts w:ascii="Calibri" w:hAnsi="Calibri" w:cs="Calibri"/>
-          <w:b/>
-          <w:bCs/>
-          <w:sz w:val="34"/>
-          <w:szCs w:val="34"/>
+          <w:rFonts w:cs="Calibri"/>
+          <w:sz w:val="32"/>
+          <w:szCs w:val="32"/>
+        </w:rPr>
+      </w:pPr>
+      <w:r>
+        <w:rPr>
+          <w:rFonts w:cs="Calibri"/>
+          <w:b/>
+          <w:bCs/>
+          <w:sz w:val="32"/>
+          <w:szCs w:val="32"/>
         </w:rPr>
         <w:t>n</w:t>
       </w:r>
       <w:r>
         <w:rPr>
-          <w:rFonts w:ascii="Calibri" w:hAnsi="Calibri" w:cs="Calibri"/>
-          <w:sz w:val="34"/>
-          <w:szCs w:val="34"/>
-        </w:rPr>
-        <w:t xml:space="preserve">  =</w:t>
-      </w:r>
-      <w:proofErr w:type="gramEnd"/>
-      <w:r>
-        <w:rPr>
-          <w:rFonts w:ascii="Calibri" w:hAnsi="Calibri" w:cs="Calibri"/>
-          <w:sz w:val="34"/>
-          <w:szCs w:val="34"/>
-        </w:rPr>
-        <w:t xml:space="preserve">  total number of data points</w:t>
+          <w:rFonts w:cs="Calibri"/>
+          <w:sz w:val="32"/>
+          <w:szCs w:val="32"/>
+        </w:rPr>
+        <w:t xml:space="preserve">  =  total number of data points</w:t>
       </w:r>
     </w:p>
     <w:p>
@@ -2123,38 +1913,48 @@
         <w:ind w:left="360" w:hanging="360"/>
         <w:jc w:val="both"/>
         <w:rPr>
-          <w:rFonts w:ascii="Calibri" w:hAnsi="Calibri" w:cs="Calibri"/>
-          <w:sz w:val="34"/>
-          <w:szCs w:val="34"/>
-        </w:rPr>
-      </w:pPr>
-      <w:proofErr w:type="gramStart"/>
-      <w:r>
-        <w:rPr>
-          <w:rFonts w:ascii="Calibri" w:hAnsi="Calibri" w:cs="Calibri"/>
-          <w:b/>
-          <w:bCs/>
-          <w:sz w:val="34"/>
-          <w:szCs w:val="34"/>
-        </w:rPr>
-        <w:t xml:space="preserve">yᵢ  </w:t>
-      </w:r>
-      <w:r>
-        <w:rPr>
-          <w:rFonts w:ascii="Calibri" w:hAnsi="Calibri" w:cs="Calibri"/>
-          <w:sz w:val="34"/>
-          <w:szCs w:val="34"/>
-        </w:rPr>
-        <w:t>=</w:t>
-      </w:r>
-      <w:proofErr w:type="gramEnd"/>
-      <w:r>
-        <w:rPr>
-          <w:rFonts w:ascii="Calibri" w:hAnsi="Calibri" w:cs="Calibri"/>
-          <w:sz w:val="34"/>
-          <w:szCs w:val="34"/>
-        </w:rPr>
-        <w:t xml:space="preserve">  actual value (real data)</w:t>
+          <w:rFonts w:cs="Calibri"/>
+          <w:sz w:val="32"/>
+          <w:szCs w:val="32"/>
+        </w:rPr>
+      </w:pPr>
+      <w:r>
+        <w:rPr>
+          <w:rFonts w:cs="Calibri"/>
+          <w:b/>
+          <w:bCs/>
+          <w:sz w:val="32"/>
+          <w:szCs w:val="32"/>
+        </w:rPr>
+        <w:t>y</w:t>
+      </w:r>
+      <w:r>
+        <w:rPr>
+          <w:rFonts w:ascii="Arial" w:hAnsi="Arial" w:cs="Arial"/>
+          <w:b/>
+          <w:bCs/>
+          <w:sz w:val="32"/>
+          <w:szCs w:val="32"/>
+        </w:rPr>
+        <w:t>ᵢ</w:t>
+      </w:r>
+      <w:r>
+        <w:rPr>
+          <w:rFonts w:cs="Calibri"/>
+          <w:b/>
+          <w:bCs/>
+          <w:sz w:val="32"/>
+          <w:szCs w:val="32"/>
+        </w:rPr>
+        <w:t xml:space="preserve">  </w:t>
+      </w:r>
+      <w:r>
+        <w:rPr>
+          <w:rFonts w:cs="Calibri"/>
+          <w:sz w:val="32"/>
+          <w:szCs w:val="32"/>
+        </w:rPr>
+        <w:t>=  actual value (real data)</w:t>
       </w:r>
     </w:p>
     <w:p>
@@ -2167,38 +1967,48 @@
         <w:ind w:left="360" w:hanging="360"/>
         <w:jc w:val="both"/>
         <w:rPr>
-          <w:rFonts w:ascii="Calibri" w:hAnsi="Calibri" w:cs="Calibri"/>
-          <w:sz w:val="34"/>
-          <w:szCs w:val="34"/>
-        </w:rPr>
-      </w:pPr>
-      <w:proofErr w:type="gramStart"/>
-      <w:r>
-        <w:rPr>
-          <w:rFonts w:ascii="Calibri" w:hAnsi="Calibri" w:cs="Calibri"/>
-          <w:b/>
-          <w:bCs/>
-          <w:sz w:val="34"/>
-          <w:szCs w:val="34"/>
-        </w:rPr>
-        <w:t xml:space="preserve">ŷᵢ </w:t>
-      </w:r>
-      <w:r>
-        <w:rPr>
-          <w:rFonts w:ascii="Calibri" w:hAnsi="Calibri" w:cs="Calibri"/>
-          <w:sz w:val="34"/>
-          <w:szCs w:val="34"/>
-        </w:rPr>
-        <w:t xml:space="preserve"> =</w:t>
-      </w:r>
-      <w:proofErr w:type="gramEnd"/>
-      <w:r>
-        <w:rPr>
-          <w:rFonts w:ascii="Calibri" w:hAnsi="Calibri" w:cs="Calibri"/>
-          <w:sz w:val="34"/>
-          <w:szCs w:val="34"/>
-        </w:rPr>
-        <w:t xml:space="preserve">  predicted value (what the line gives)</w:t>
+          <w:rFonts w:cs="Calibri"/>
+          <w:sz w:val="32"/>
+          <w:szCs w:val="32"/>
+        </w:rPr>
+      </w:pPr>
+      <w:r>
+        <w:rPr>
+          <w:rFonts w:cs="Calibri"/>
+          <w:b/>
+          <w:bCs/>
+          <w:sz w:val="32"/>
+          <w:szCs w:val="32"/>
+        </w:rPr>
+        <w:t>ŷ</w:t>
+      </w:r>
+      <w:r>
+        <w:rPr>
+          <w:rFonts w:ascii="Arial" w:hAnsi="Arial" w:cs="Arial"/>
+          <w:b/>
+          <w:bCs/>
+          <w:sz w:val="32"/>
+          <w:szCs w:val="32"/>
+        </w:rPr>
+        <w:t>ᵢ</w:t>
+      </w:r>
+      <w:r>
+        <w:rPr>
+          <w:rFonts w:cs="Calibri"/>
+          <w:b/>
+          <w:bCs/>
+          <w:sz w:val="32"/>
+          <w:szCs w:val="32"/>
+        </w:rPr>
+        <w:t xml:space="preserve"> </w:t>
+      </w:r>
+      <w:r>
+        <w:rPr>
+          <w:rFonts w:cs="Calibri"/>
+          <w:sz w:val="32"/>
+          <w:szCs w:val="32"/>
+        </w:rPr>
+        <w:t xml:space="preserve"> =  predicted value (what the line gives)</w:t>
       </w:r>
     </w:p>
     <w:p>
@@ -2211,54 +2021,44 @@
         <w:ind w:left="360" w:hanging="360"/>
         <w:jc w:val="both"/>
         <w:rPr>
-          <w:rFonts w:ascii="Calibri" w:hAnsi="Calibri" w:cs="Calibri"/>
-          <w:sz w:val="34"/>
-          <w:szCs w:val="34"/>
-        </w:rPr>
-      </w:pPr>
-      <w:proofErr w:type="gramStart"/>
-      <w:r>
-        <w:rPr>
-          <w:rFonts w:ascii="Calibri" w:hAnsi="Calibri" w:cs="Calibri"/>
-          <w:b/>
-          <w:bCs/>
-          <w:sz w:val="34"/>
-          <w:szCs w:val="34"/>
+          <w:rFonts w:cs="Calibri"/>
+          <w:sz w:val="32"/>
+          <w:szCs w:val="32"/>
+        </w:rPr>
+      </w:pPr>
+      <w:r>
+        <w:rPr>
+          <w:rFonts w:cs="Calibri"/>
+          <w:b/>
+          <w:bCs/>
+          <w:sz w:val="32"/>
+          <w:szCs w:val="32"/>
         </w:rPr>
         <w:t xml:space="preserve">Σ </w:t>
       </w:r>
       <w:r>
         <w:rPr>
-          <w:rFonts w:ascii="Calibri" w:hAnsi="Calibri" w:cs="Calibri"/>
-          <w:sz w:val="34"/>
-          <w:szCs w:val="34"/>
-        </w:rPr>
-        <w:t xml:space="preserve"> =</w:t>
-      </w:r>
-      <w:proofErr w:type="gramEnd"/>
-      <w:r>
-        <w:rPr>
-          <w:rFonts w:ascii="Calibri" w:hAnsi="Calibri" w:cs="Calibri"/>
-          <w:sz w:val="34"/>
-          <w:szCs w:val="34"/>
-        </w:rPr>
-        <w:t xml:space="preserve">  sum across all data points</w:t>
-      </w:r>
-    </w:p>
-    <w:p>
-      <w:pPr>
-        <w:jc w:val="both"/>
-        <w:rPr>
-          <w:rFonts w:ascii="Calibri" w:hAnsi="Calibri" w:cs="Calibri"/>
-          <w:sz w:val="34"/>
-          <w:szCs w:val="34"/>
-        </w:rPr>
-      </w:pPr>
-      <w:r>
-        <w:rPr>
-          <w:rFonts w:ascii="Calibri" w:hAnsi="Calibri" w:cs="Calibri"/>
-          <w:sz w:val="34"/>
-          <w:szCs w:val="34"/>
+          <w:rFonts w:cs="Calibri"/>
+          <w:sz w:val="32"/>
+          <w:szCs w:val="32"/>
+        </w:rPr>
+        <w:t xml:space="preserve"> =  sum across all data points</w:t>
+      </w:r>
+    </w:p>
+    <w:p>
+      <w:pPr>
+        <w:jc w:val="both"/>
+        <w:rPr>
+          <w:rFonts w:cs="Calibri"/>
+          <w:sz w:val="32"/>
+          <w:szCs w:val="32"/>
+        </w:rPr>
+      </w:pPr>
+      <w:r>
+        <w:rPr>
+          <w:rFonts w:cs="Calibri"/>
+          <w:sz w:val="32"/>
+          <w:szCs w:val="32"/>
         </w:rPr>
         <w:t># Using our example:</w:t>
       </w:r>
@@ -2267,55 +2067,42 @@
       <w:pPr>
         <w:jc w:val="both"/>
         <w:rPr>
-          <w:rFonts w:ascii="Calibri" w:hAnsi="Calibri" w:cs="Calibri"/>
-          <w:b/>
-          <w:bCs/>
-          <w:sz w:val="34"/>
-          <w:szCs w:val="34"/>
-        </w:rPr>
-      </w:pPr>
-      <w:proofErr w:type="gramStart"/>
-      <w:r>
-        <w:rPr>
-          <w:rFonts w:ascii="Calibri" w:hAnsi="Calibri" w:cs="Calibri"/>
-          <w:b/>
-          <w:bCs/>
-          <w:sz w:val="34"/>
-          <w:szCs w:val="34"/>
-        </w:rPr>
-        <w:t>MSE  =</w:t>
-      </w:r>
-      <w:proofErr w:type="gramEnd"/>
-      <w:r>
-        <w:rPr>
-          <w:rFonts w:ascii="Calibri" w:hAnsi="Calibri" w:cs="Calibri"/>
-          <w:b/>
-          <w:bCs/>
-          <w:sz w:val="34"/>
-          <w:szCs w:val="34"/>
-        </w:rPr>
-        <w:t xml:space="preserve">  (1/2)  ×  [(+2)²  +  (−2)²]  =  (1/2)  ×  [4 + 4]  =  4</w:t>
-      </w:r>
-    </w:p>
-    <w:p>
-      <w:pPr>
-        <w:jc w:val="both"/>
-        <w:rPr>
-          <w:rFonts w:ascii="Calibri" w:hAnsi="Calibri" w:cs="Calibri"/>
-          <w:sz w:val="34"/>
-          <w:szCs w:val="34"/>
-        </w:rPr>
-      </w:pPr>
-      <w:r>
-        <w:rPr>
-          <w:rFonts w:ascii="Calibri" w:hAnsi="Calibri" w:cs="Calibri"/>
+          <w:rFonts w:cs="Calibri"/>
+          <w:b/>
+          <w:bCs/>
+          <w:sz w:val="32"/>
+          <w:szCs w:val="32"/>
+        </w:rPr>
+      </w:pPr>
+      <w:r>
+        <w:rPr>
+          <w:rFonts w:cs="Calibri"/>
+          <w:b/>
+          <w:bCs/>
+          <w:sz w:val="32"/>
+          <w:szCs w:val="32"/>
+        </w:rPr>
+        <w:t>MSE  =  (1/2)  ×  [(+2)²  +  (−2)²]  =  (1/2)  ×  [4 + 4]  =  4</w:t>
+      </w:r>
+    </w:p>
+    <w:p>
+      <w:pPr>
+        <w:jc w:val="both"/>
+        <w:rPr>
+          <w:rFonts w:cs="Calibri"/>
+          <w:sz w:val="32"/>
+          <w:szCs w:val="32"/>
+        </w:rPr>
+      </w:pPr>
+      <w:r>
+        <w:rPr>
+          <w:rFonts w:cs="Calibri"/>
           <w:b/>
           <w:bCs/>
           <w:noProof/>
-          <w:sz w:val="34"/>
-          <w:szCs w:val="34"/>
-        </w:rPr>
-        <w:lastRenderedPageBreak/>
+          <w:sz w:val="32"/>
+          <w:szCs w:val="32"/>
+        </w:rPr>
         <w:drawing>
           <wp:inline distT="0" distB="0" distL="0" distR="0" wp14:anchorId="23BC2163" wp14:editId="3A850866">
             <wp:extent cx="5685790" cy="4427220"/>
@@ -2364,27 +2151,28 @@
       <w:pPr>
         <w:jc w:val="both"/>
         <w:rPr>
-          <w:rFonts w:ascii="Calibri" w:hAnsi="Calibri" w:cs="Calibri"/>
-          <w:sz w:val="34"/>
-          <w:szCs w:val="34"/>
-        </w:rPr>
-      </w:pPr>
-    </w:p>
-    <w:p>
-      <w:pPr>
-        <w:jc w:val="both"/>
-        <w:rPr>
-          <w:rFonts w:ascii="Calibri" w:hAnsi="Calibri" w:cs="Calibri"/>
-          <w:sz w:val="34"/>
-          <w:szCs w:val="34"/>
-        </w:rPr>
-      </w:pPr>
-      <w:r>
-        <w:rPr>
-          <w:rFonts w:ascii="Calibri" w:hAnsi="Calibri" w:cs="Calibri"/>
-          <w:sz w:val="34"/>
-          <w:szCs w:val="34"/>
-        </w:rPr>
+          <w:rFonts w:cs="Calibri"/>
+          <w:sz w:val="32"/>
+          <w:szCs w:val="32"/>
+        </w:rPr>
+      </w:pPr>
+    </w:p>
+    <w:p>
+      <w:pPr>
+        <w:jc w:val="both"/>
+        <w:rPr>
+          <w:rFonts w:cs="Calibri"/>
+          <w:sz w:val="32"/>
+          <w:szCs w:val="32"/>
+        </w:rPr>
+      </w:pPr>
+      <w:r>
+        <w:rPr>
+          <w:rFonts w:cs="Calibri"/>
+          <w:sz w:val="32"/>
+          <w:szCs w:val="32"/>
+        </w:rPr>
+        <w:lastRenderedPageBreak/>
         <w:t># When we plot MSE against the value of m (or c), we get a U-shaped (upward-opening) parabola. This happens because of how squaring works:</w:t>
       </w:r>
     </w:p>
@@ -2393,71 +2181,61 @@
         <w:ind w:left="360" w:hanging="360"/>
         <w:jc w:val="both"/>
         <w:rPr>
-          <w:rFonts w:ascii="Calibri" w:hAnsi="Calibri" w:cs="Calibri"/>
-          <w:sz w:val="34"/>
-          <w:szCs w:val="34"/>
-        </w:rPr>
-      </w:pPr>
-      <w:r>
-        <w:rPr>
-          <w:rFonts w:ascii="Calibri" w:hAnsi="Calibri" w:cs="Calibri"/>
-          <w:sz w:val="34"/>
-          <w:szCs w:val="34"/>
+          <w:rFonts w:cs="Calibri"/>
+          <w:sz w:val="32"/>
+          <w:szCs w:val="32"/>
+        </w:rPr>
+      </w:pPr>
+      <w:r>
+        <w:rPr>
+          <w:rFonts w:cs="Calibri"/>
+          <w:sz w:val="32"/>
+          <w:szCs w:val="32"/>
         </w:rPr>
         <w:t>•</w:t>
       </w:r>
       <w:r>
         <w:rPr>
-          <w:rFonts w:ascii="Calibri" w:hAnsi="Calibri" w:cs="Calibri"/>
-          <w:sz w:val="34"/>
-          <w:szCs w:val="34"/>
+          <w:rFonts w:cs="Calibri"/>
+          <w:sz w:val="32"/>
+          <w:szCs w:val="32"/>
         </w:rPr>
         <w:tab/>
         <w:t>When</w:t>
       </w:r>
       <w:r>
         <w:rPr>
-          <w:rFonts w:ascii="Calibri" w:hAnsi="Calibri" w:cs="Calibri"/>
-          <w:b/>
-          <w:bCs/>
-          <w:sz w:val="34"/>
-          <w:szCs w:val="34"/>
+          <w:rFonts w:cs="Calibri"/>
+          <w:b/>
+          <w:bCs/>
+          <w:sz w:val="32"/>
+          <w:szCs w:val="32"/>
         </w:rPr>
         <w:t xml:space="preserve"> x</w:t>
       </w:r>
       <w:r>
         <w:rPr>
-          <w:rFonts w:ascii="Calibri" w:hAnsi="Calibri" w:cs="Calibri"/>
-          <w:sz w:val="34"/>
-          <w:szCs w:val="34"/>
-        </w:rPr>
-        <w:t xml:space="preserve"> is </w:t>
-      </w:r>
-      <w:proofErr w:type="gramStart"/>
-      <w:r>
-        <w:rPr>
-          <w:rFonts w:ascii="Calibri" w:hAnsi="Calibri" w:cs="Calibri"/>
-          <w:sz w:val="34"/>
-          <w:szCs w:val="34"/>
-        </w:rPr>
-        <w:t>positive  →</w:t>
-      </w:r>
-      <w:proofErr w:type="gramEnd"/>
-      <w:r>
-        <w:rPr>
-          <w:rFonts w:ascii="Calibri" w:hAnsi="Calibri" w:cs="Calibri"/>
-          <w:b/>
-          <w:bCs/>
-          <w:sz w:val="34"/>
-          <w:szCs w:val="34"/>
+          <w:rFonts w:cs="Calibri"/>
+          <w:sz w:val="32"/>
+          <w:szCs w:val="32"/>
+        </w:rPr>
+        <w:t xml:space="preserve"> is positive  →</w:t>
+      </w:r>
+      <w:r>
+        <w:rPr>
+          <w:rFonts w:cs="Calibri"/>
+          <w:b/>
+          <w:bCs/>
+          <w:sz w:val="32"/>
+          <w:szCs w:val="32"/>
         </w:rPr>
         <w:t xml:space="preserve">  x²</w:t>
       </w:r>
       <w:r>
         <w:rPr>
-          <w:rFonts w:ascii="Calibri" w:hAnsi="Calibri" w:cs="Calibri"/>
-          <w:sz w:val="34"/>
-          <w:szCs w:val="34"/>
+          <w:rFonts w:cs="Calibri"/>
+          <w:sz w:val="32"/>
+          <w:szCs w:val="32"/>
         </w:rPr>
         <w:t xml:space="preserve"> is positive (increases upward)</w:t>
       </w:r>
@@ -2467,81 +2245,61 @@
         <w:ind w:left="360" w:hanging="360"/>
         <w:jc w:val="both"/>
         <w:rPr>
-          <w:rFonts w:ascii="Calibri" w:hAnsi="Calibri" w:cs="Calibri"/>
-          <w:sz w:val="34"/>
-          <w:szCs w:val="34"/>
-        </w:rPr>
-      </w:pPr>
-      <w:r>
-        <w:rPr>
-          <w:rFonts w:ascii="Calibri" w:hAnsi="Calibri" w:cs="Calibri"/>
-          <w:sz w:val="34"/>
-          <w:szCs w:val="34"/>
+          <w:rFonts w:cs="Calibri"/>
+          <w:sz w:val="32"/>
+          <w:szCs w:val="32"/>
+        </w:rPr>
+      </w:pPr>
+      <w:r>
+        <w:rPr>
+          <w:rFonts w:cs="Calibri"/>
+          <w:sz w:val="32"/>
+          <w:szCs w:val="32"/>
         </w:rPr>
         <w:t>•</w:t>
       </w:r>
       <w:r>
         <w:rPr>
-          <w:rFonts w:ascii="Calibri" w:hAnsi="Calibri" w:cs="Calibri"/>
-          <w:sz w:val="34"/>
-          <w:szCs w:val="34"/>
+          <w:rFonts w:cs="Calibri"/>
+          <w:sz w:val="32"/>
+          <w:szCs w:val="32"/>
         </w:rPr>
         <w:tab/>
         <w:t xml:space="preserve">When </w:t>
       </w:r>
       <w:r>
         <w:rPr>
-          <w:rFonts w:ascii="Calibri" w:hAnsi="Calibri" w:cs="Calibri"/>
-          <w:b/>
-          <w:bCs/>
-          <w:sz w:val="34"/>
-          <w:szCs w:val="34"/>
+          <w:rFonts w:cs="Calibri"/>
+          <w:b/>
+          <w:bCs/>
+          <w:sz w:val="32"/>
+          <w:szCs w:val="32"/>
         </w:rPr>
         <w:t xml:space="preserve">x </w:t>
       </w:r>
       <w:r>
         <w:rPr>
-          <w:rFonts w:ascii="Calibri" w:hAnsi="Calibri" w:cs="Calibri"/>
-          <w:sz w:val="34"/>
-          <w:szCs w:val="34"/>
-        </w:rPr>
-        <w:t xml:space="preserve">is zero      </w:t>
-      </w:r>
-      <w:proofErr w:type="gramStart"/>
-      <w:r>
-        <w:rPr>
-          <w:rFonts w:ascii="Calibri" w:hAnsi="Calibri" w:cs="Calibri"/>
-          <w:sz w:val="34"/>
-          <w:szCs w:val="34"/>
-        </w:rPr>
-        <w:t xml:space="preserve">→ </w:t>
-      </w:r>
-      <w:r>
-        <w:rPr>
-          <w:rFonts w:ascii="Calibri" w:hAnsi="Calibri" w:cs="Calibri"/>
-          <w:b/>
-          <w:bCs/>
-          <w:sz w:val="34"/>
-          <w:szCs w:val="34"/>
-        </w:rPr>
-        <w:t xml:space="preserve"> x</w:t>
-      </w:r>
-      <w:proofErr w:type="gramEnd"/>
-      <w:r>
-        <w:rPr>
-          <w:rFonts w:ascii="Calibri" w:hAnsi="Calibri" w:cs="Calibri"/>
-          <w:b/>
-          <w:bCs/>
-          <w:sz w:val="34"/>
-          <w:szCs w:val="34"/>
-        </w:rPr>
-        <w:t>²</w:t>
-      </w:r>
-      <w:r>
-        <w:rPr>
-          <w:rFonts w:ascii="Calibri" w:hAnsi="Calibri" w:cs="Calibri"/>
-          <w:sz w:val="34"/>
-          <w:szCs w:val="34"/>
+          <w:rFonts w:cs="Calibri"/>
+          <w:sz w:val="32"/>
+          <w:szCs w:val="32"/>
+        </w:rPr>
+        <w:t xml:space="preserve">is zero      → </w:t>
+      </w:r>
+      <w:r>
+        <w:rPr>
+          <w:rFonts w:cs="Calibri"/>
+          <w:b/>
+          <w:bCs/>
+          <w:sz w:val="32"/>
+          <w:szCs w:val="32"/>
+        </w:rPr>
+        <w:t xml:space="preserve"> x²</w:t>
+      </w:r>
+      <w:r>
+        <w:rPr>
+          <w:rFonts w:cs="Calibri"/>
+          <w:sz w:val="32"/>
+          <w:szCs w:val="32"/>
         </w:rPr>
         <w:t xml:space="preserve"> is zero (the minimum point)</w:t>
       </w:r>
@@ -2551,79 +2309,61 @@
         <w:ind w:left="360" w:hanging="360"/>
         <w:jc w:val="both"/>
         <w:rPr>
-          <w:rFonts w:ascii="Calibri" w:hAnsi="Calibri" w:cs="Calibri"/>
-          <w:sz w:val="34"/>
-          <w:szCs w:val="34"/>
-        </w:rPr>
-      </w:pPr>
-      <w:r>
-        <w:rPr>
-          <w:rFonts w:ascii="Calibri" w:hAnsi="Calibri" w:cs="Calibri"/>
-          <w:sz w:val="34"/>
-          <w:szCs w:val="34"/>
+          <w:rFonts w:cs="Calibri"/>
+          <w:sz w:val="32"/>
+          <w:szCs w:val="32"/>
+        </w:rPr>
+      </w:pPr>
+      <w:r>
+        <w:rPr>
+          <w:rFonts w:cs="Calibri"/>
+          <w:sz w:val="32"/>
+          <w:szCs w:val="32"/>
         </w:rPr>
         <w:t>•</w:t>
       </w:r>
       <w:r>
         <w:rPr>
-          <w:rFonts w:ascii="Calibri" w:hAnsi="Calibri" w:cs="Calibri"/>
-          <w:sz w:val="34"/>
-          <w:szCs w:val="34"/>
+          <w:rFonts w:cs="Calibri"/>
+          <w:sz w:val="32"/>
+          <w:szCs w:val="32"/>
         </w:rPr>
         <w:tab/>
         <w:t xml:space="preserve">When </w:t>
       </w:r>
       <w:r>
         <w:rPr>
-          <w:rFonts w:ascii="Calibri" w:hAnsi="Calibri" w:cs="Calibri"/>
-          <w:b/>
-          <w:bCs/>
-          <w:sz w:val="34"/>
-          <w:szCs w:val="34"/>
+          <w:rFonts w:cs="Calibri"/>
+          <w:b/>
+          <w:bCs/>
+          <w:sz w:val="32"/>
+          <w:szCs w:val="32"/>
         </w:rPr>
         <w:t>x</w:t>
       </w:r>
       <w:r>
         <w:rPr>
-          <w:rFonts w:ascii="Calibri" w:hAnsi="Calibri" w:cs="Calibri"/>
-          <w:sz w:val="34"/>
-          <w:szCs w:val="34"/>
-        </w:rPr>
-        <w:t xml:space="preserve"> is </w:t>
-      </w:r>
-      <w:proofErr w:type="gramStart"/>
-      <w:r>
-        <w:rPr>
-          <w:rFonts w:ascii="Calibri" w:hAnsi="Calibri" w:cs="Calibri"/>
-          <w:sz w:val="34"/>
-          <w:szCs w:val="34"/>
-        </w:rPr>
-        <w:t>negative  →</w:t>
-      </w:r>
-      <w:proofErr w:type="gramEnd"/>
-      <w:r>
-        <w:rPr>
-          <w:rFonts w:ascii="Calibri" w:hAnsi="Calibri" w:cs="Calibri"/>
-          <w:sz w:val="34"/>
-          <w:szCs w:val="34"/>
-        </w:rPr>
-        <w:t xml:space="preserve">  </w:t>
-      </w:r>
-      <w:r>
-        <w:rPr>
-          <w:rFonts w:ascii="Calibri" w:hAnsi="Calibri" w:cs="Calibri"/>
-          <w:b/>
-          <w:bCs/>
-          <w:sz w:val="34"/>
-          <w:szCs w:val="34"/>
+          <w:rFonts w:cs="Calibri"/>
+          <w:sz w:val="32"/>
+          <w:szCs w:val="32"/>
+        </w:rPr>
+        <w:t xml:space="preserve"> is negative  →  </w:t>
+      </w:r>
+      <w:r>
+        <w:rPr>
+          <w:rFonts w:cs="Calibri"/>
+          <w:b/>
+          <w:bCs/>
+          <w:sz w:val="32"/>
+          <w:szCs w:val="32"/>
         </w:rPr>
         <w:t>x²</w:t>
       </w:r>
       <w:r>
         <w:rPr>
-          <w:rFonts w:ascii="Calibri" w:hAnsi="Calibri" w:cs="Calibri"/>
-          <w:sz w:val="34"/>
-          <w:szCs w:val="34"/>
+          <w:rFonts w:cs="Calibri"/>
+          <w:sz w:val="32"/>
+          <w:szCs w:val="32"/>
         </w:rPr>
         <w:t xml:space="preserve"> is still positive (increases upward)</w:t>
       </w:r>
@@ -2632,52 +2372,52 @@
       <w:pPr>
         <w:jc w:val="both"/>
         <w:rPr>
-          <w:rFonts w:ascii="Calibri" w:hAnsi="Calibri" w:cs="Calibri"/>
-          <w:sz w:val="34"/>
-          <w:szCs w:val="34"/>
-        </w:rPr>
-      </w:pPr>
-      <w:r>
-        <w:rPr>
-          <w:rFonts w:ascii="Calibri" w:hAnsi="Calibri" w:cs="Calibri"/>
-          <w:sz w:val="34"/>
-          <w:szCs w:val="34"/>
+          <w:rFonts w:cs="Calibri"/>
+          <w:sz w:val="32"/>
+          <w:szCs w:val="32"/>
+        </w:rPr>
+      </w:pPr>
+      <w:r>
+        <w:rPr>
+          <w:rFonts w:cs="Calibri"/>
+          <w:sz w:val="32"/>
+          <w:szCs w:val="32"/>
         </w:rPr>
         <w:t xml:space="preserve"># So, the graph curves upward on both sides, forming a U-shape. The lowest point of the U is the minimum MSE and the values of </w:t>
       </w:r>
       <w:r>
         <w:rPr>
-          <w:rFonts w:ascii="Calibri" w:hAnsi="Calibri" w:cs="Calibri"/>
-          <w:b/>
-          <w:bCs/>
-          <w:sz w:val="34"/>
-          <w:szCs w:val="34"/>
+          <w:rFonts w:cs="Calibri"/>
+          <w:b/>
+          <w:bCs/>
+          <w:sz w:val="32"/>
+          <w:szCs w:val="32"/>
         </w:rPr>
         <w:t>m</w:t>
       </w:r>
       <w:r>
         <w:rPr>
-          <w:rFonts w:ascii="Calibri" w:hAnsi="Calibri" w:cs="Calibri"/>
-          <w:sz w:val="34"/>
-          <w:szCs w:val="34"/>
+          <w:rFonts w:cs="Calibri"/>
+          <w:sz w:val="32"/>
+          <w:szCs w:val="32"/>
         </w:rPr>
         <w:t xml:space="preserve"> and </w:t>
       </w:r>
       <w:r>
         <w:rPr>
-          <w:rFonts w:ascii="Calibri" w:hAnsi="Calibri" w:cs="Calibri"/>
-          <w:b/>
-          <w:bCs/>
-          <w:sz w:val="34"/>
-          <w:szCs w:val="34"/>
+          <w:rFonts w:cs="Calibri"/>
+          <w:b/>
+          <w:bCs/>
+          <w:sz w:val="32"/>
+          <w:szCs w:val="32"/>
         </w:rPr>
         <w:t>c</w:t>
       </w:r>
       <w:r>
         <w:rPr>
-          <w:rFonts w:ascii="Calibri" w:hAnsi="Calibri" w:cs="Calibri"/>
-          <w:sz w:val="34"/>
-          <w:szCs w:val="34"/>
+          <w:rFonts w:cs="Calibri"/>
+          <w:sz w:val="32"/>
+          <w:szCs w:val="32"/>
         </w:rPr>
         <w:t>, at that lowest point are the best-fit parameters for our model.</w:t>
       </w:r>
@@ -2686,83 +2426,83 @@
       <w:pPr>
         <w:jc w:val="both"/>
         <w:rPr>
-          <w:rFonts w:ascii="Calibri" w:hAnsi="Calibri" w:cs="Calibri"/>
-          <w:sz w:val="34"/>
-          <w:szCs w:val="34"/>
-        </w:rPr>
-      </w:pPr>
-      <w:r>
-        <w:rPr>
-          <w:rFonts w:ascii="Calibri" w:hAnsi="Calibri" w:cs="Calibri"/>
-          <w:sz w:val="34"/>
-          <w:szCs w:val="34"/>
+          <w:rFonts w:cs="Calibri"/>
+          <w:sz w:val="32"/>
+          <w:szCs w:val="32"/>
+        </w:rPr>
+      </w:pPr>
+      <w:r>
+        <w:rPr>
+          <w:rFonts w:cs="Calibri"/>
+          <w:sz w:val="32"/>
+          <w:szCs w:val="32"/>
+        </w:rPr>
+        <w:t xml:space="preserve"># Important, the model uses an algorithm called Gradient Descent to slide down the U-shaped curve toward the minimum. It repeatedly adjusts </w:t>
+      </w:r>
+      <w:r>
+        <w:rPr>
+          <w:rFonts w:cs="Calibri"/>
+          <w:b/>
+          <w:bCs/>
+          <w:sz w:val="32"/>
+          <w:szCs w:val="32"/>
+        </w:rPr>
+        <w:t>m</w:t>
+      </w:r>
+      <w:r>
+        <w:rPr>
+          <w:rFonts w:cs="Calibri"/>
+          <w:sz w:val="32"/>
+          <w:szCs w:val="32"/>
+        </w:rPr>
+        <w:t xml:space="preserve"> and </w:t>
+      </w:r>
+      <w:r>
+        <w:rPr>
+          <w:rFonts w:cs="Calibri"/>
+          <w:b/>
+          <w:bCs/>
+          <w:sz w:val="32"/>
+          <w:szCs w:val="32"/>
+        </w:rPr>
+        <w:t>c</w:t>
+      </w:r>
+      <w:r>
+        <w:rPr>
+          <w:rFonts w:cs="Calibri"/>
+          <w:sz w:val="32"/>
+          <w:szCs w:val="32"/>
+        </w:rPr>
+        <w:t xml:space="preserve"> in small steps until MSE stops decreasing.</w:t>
+      </w:r>
+    </w:p>
+    <w:p>
+      <w:pPr>
+        <w:jc w:val="both"/>
+        <w:rPr>
+          <w:rFonts w:cs="Calibri"/>
+          <w:sz w:val="32"/>
+          <w:szCs w:val="32"/>
+        </w:rPr>
+      </w:pPr>
+    </w:p>
+    <w:p>
+      <w:pPr>
+        <w:jc w:val="both"/>
+        <w:rPr>
+          <w:rFonts w:cs="Calibri"/>
+          <w:sz w:val="32"/>
+          <w:szCs w:val="32"/>
+        </w:rPr>
+      </w:pPr>
+      <w:r>
+        <w:rPr>
+          <w:rFonts w:cs="Calibri"/>
+          <w:noProof/>
+          <w:sz w:val="32"/>
+          <w:szCs w:val="32"/>
         </w:rPr>
         <w:lastRenderedPageBreak/>
-        <w:t xml:space="preserve"># Important, the model uses an algorithm called Gradient Descent to slide down the U-shaped curve toward the minimum. It repeatedly adjusts </w:t>
-      </w:r>
-      <w:r>
-        <w:rPr>
-          <w:rFonts w:ascii="Calibri" w:hAnsi="Calibri" w:cs="Calibri"/>
-          <w:b/>
-          <w:bCs/>
-          <w:sz w:val="34"/>
-          <w:szCs w:val="34"/>
-        </w:rPr>
-        <w:t>m</w:t>
-      </w:r>
-      <w:r>
-        <w:rPr>
-          <w:rFonts w:ascii="Calibri" w:hAnsi="Calibri" w:cs="Calibri"/>
-          <w:sz w:val="34"/>
-          <w:szCs w:val="34"/>
-        </w:rPr>
-        <w:t xml:space="preserve"> and </w:t>
-      </w:r>
-      <w:r>
-        <w:rPr>
-          <w:rFonts w:ascii="Calibri" w:hAnsi="Calibri" w:cs="Calibri"/>
-          <w:b/>
-          <w:bCs/>
-          <w:sz w:val="34"/>
-          <w:szCs w:val="34"/>
-        </w:rPr>
-        <w:t>c</w:t>
-      </w:r>
-      <w:r>
-        <w:rPr>
-          <w:rFonts w:ascii="Calibri" w:hAnsi="Calibri" w:cs="Calibri"/>
-          <w:sz w:val="34"/>
-          <w:szCs w:val="34"/>
-        </w:rPr>
-        <w:t xml:space="preserve"> in small steps until MSE stops decreasing.</w:t>
-      </w:r>
-    </w:p>
-    <w:p>
-      <w:pPr>
-        <w:jc w:val="both"/>
-        <w:rPr>
-          <w:rFonts w:ascii="Calibri" w:hAnsi="Calibri" w:cs="Calibri"/>
-          <w:sz w:val="34"/>
-          <w:szCs w:val="34"/>
-        </w:rPr>
-      </w:pPr>
-    </w:p>
-    <w:p>
-      <w:pPr>
-        <w:jc w:val="both"/>
-        <w:rPr>
-          <w:rFonts w:ascii="Calibri" w:hAnsi="Calibri" w:cs="Calibri"/>
-          <w:sz w:val="34"/>
-          <w:szCs w:val="34"/>
-        </w:rPr>
-      </w:pPr>
-      <w:r>
-        <w:rPr>
-          <w:rFonts w:ascii="Calibri" w:hAnsi="Calibri" w:cs="Calibri"/>
-          <w:noProof/>
-          <w:sz w:val="34"/>
-          <w:szCs w:val="34"/>
-        </w:rPr>
         <w:drawing>
           <wp:inline distT="0" distB="0" distL="0" distR="0" wp14:anchorId="049CAC83" wp14:editId="62978495">
             <wp:extent cx="5662930" cy="4104005"/>
@@ -2811,62 +2551,62 @@
       <w:pPr>
         <w:jc w:val="both"/>
         <w:rPr>
-          <w:rFonts w:ascii="Calibri" w:hAnsi="Calibri" w:cs="Calibri"/>
-          <w:sz w:val="34"/>
-          <w:szCs w:val="34"/>
-        </w:rPr>
-      </w:pPr>
-      <w:r>
-        <w:rPr>
-          <w:rFonts w:ascii="Calibri" w:hAnsi="Calibri" w:cs="Calibri"/>
-          <w:sz w:val="34"/>
-          <w:szCs w:val="34"/>
+          <w:rFonts w:cs="Calibri"/>
+          <w:sz w:val="32"/>
+          <w:szCs w:val="32"/>
+        </w:rPr>
+      </w:pPr>
+      <w:r>
+        <w:rPr>
+          <w:rFonts w:cs="Calibri"/>
+          <w:sz w:val="32"/>
+          <w:szCs w:val="32"/>
         </w:rPr>
         <w:t xml:space="preserve"># So, we adjust the value of </w:t>
       </w:r>
       <w:r>
         <w:rPr>
-          <w:rFonts w:ascii="Calibri" w:hAnsi="Calibri" w:cs="Calibri"/>
-          <w:b/>
-          <w:bCs/>
-          <w:sz w:val="34"/>
-          <w:szCs w:val="34"/>
+          <w:rFonts w:cs="Calibri"/>
+          <w:b/>
+          <w:bCs/>
+          <w:sz w:val="32"/>
+          <w:szCs w:val="32"/>
         </w:rPr>
         <w:t>m</w:t>
       </w:r>
       <w:r>
         <w:rPr>
-          <w:rFonts w:ascii="Calibri" w:hAnsi="Calibri" w:cs="Calibri"/>
-          <w:sz w:val="34"/>
-          <w:szCs w:val="34"/>
+          <w:rFonts w:cs="Calibri"/>
+          <w:sz w:val="32"/>
+          <w:szCs w:val="32"/>
         </w:rPr>
         <w:t xml:space="preserve"> or </w:t>
       </w:r>
       <w:r>
         <w:rPr>
-          <w:rFonts w:ascii="Calibri" w:hAnsi="Calibri" w:cs="Calibri"/>
-          <w:b/>
-          <w:bCs/>
-          <w:sz w:val="34"/>
-          <w:szCs w:val="34"/>
+          <w:rFonts w:cs="Calibri"/>
+          <w:b/>
+          <w:bCs/>
+          <w:sz w:val="32"/>
+          <w:szCs w:val="32"/>
         </w:rPr>
         <w:t>c</w:t>
       </w:r>
       <w:r>
         <w:rPr>
-          <w:rFonts w:ascii="Calibri" w:hAnsi="Calibri" w:cs="Calibri"/>
-          <w:sz w:val="34"/>
-          <w:szCs w:val="34"/>
+          <w:rFonts w:cs="Calibri"/>
+          <w:sz w:val="32"/>
+          <w:szCs w:val="32"/>
         </w:rPr>
         <w:t xml:space="preserve"> (intercept) to find lowest </w:t>
       </w:r>
       <w:r>
         <w:rPr>
-          <w:rFonts w:ascii="Calibri" w:hAnsi="Calibri" w:cs="Calibri"/>
-          <w:b/>
-          <w:bCs/>
-          <w:sz w:val="34"/>
-          <w:szCs w:val="34"/>
+          <w:rFonts w:cs="Calibri"/>
+          <w:b/>
+          <w:bCs/>
+          <w:sz w:val="32"/>
+          <w:szCs w:val="32"/>
         </w:rPr>
         <w:t>MSE</w:t>
       </w:r>
@@ -2875,19 +2615,18 @@
       <w:pPr>
         <w:jc w:val="both"/>
         <w:rPr>
-          <w:rFonts w:ascii="Calibri" w:hAnsi="Calibri" w:cs="Calibri"/>
-          <w:sz w:val="34"/>
-          <w:szCs w:val="34"/>
-        </w:rPr>
-      </w:pPr>
-      <w:r>
-        <w:rPr>
-          <w:rFonts w:ascii="Calibri" w:hAnsi="Calibri" w:cs="Calibri"/>
+          <w:rFonts w:cs="Calibri"/>
+          <w:sz w:val="32"/>
+          <w:szCs w:val="32"/>
+        </w:rPr>
+      </w:pPr>
+      <w:r>
+        <w:rPr>
+          <w:rFonts w:cs="Calibri"/>
           <w:noProof/>
-          <w:sz w:val="34"/>
-          <w:szCs w:val="34"/>
-        </w:rPr>
-        <w:lastRenderedPageBreak/>
+          <w:sz w:val="32"/>
+          <w:szCs w:val="32"/>
+        </w:rPr>
         <w:drawing>
           <wp:inline distT="0" distB="0" distL="0" distR="0" wp14:anchorId="00493C96" wp14:editId="0EA47D80">
             <wp:extent cx="3977640" cy="3013417"/>
@@ -2929,26 +2668,26 @@
       <w:pPr>
         <w:jc w:val="both"/>
         <w:rPr>
-          <w:rFonts w:ascii="Calibri" w:hAnsi="Calibri" w:cs="Calibri"/>
-          <w:sz w:val="34"/>
-          <w:szCs w:val="34"/>
-        </w:rPr>
-      </w:pPr>
-    </w:p>
-    <w:p>
-      <w:pPr>
-        <w:jc w:val="both"/>
-        <w:rPr>
-          <w:rFonts w:ascii="Calibri" w:hAnsi="Calibri" w:cs="Calibri"/>
-          <w:sz w:val="34"/>
-          <w:szCs w:val="34"/>
-        </w:rPr>
-      </w:pPr>
-      <w:r>
-        <w:rPr>
-          <w:rFonts w:ascii="Calibri" w:hAnsi="Calibri" w:cs="Calibri"/>
-          <w:sz w:val="34"/>
-          <w:szCs w:val="34"/>
+          <w:rFonts w:cs="Calibri"/>
+          <w:sz w:val="32"/>
+          <w:szCs w:val="32"/>
+        </w:rPr>
+      </w:pPr>
+    </w:p>
+    <w:p>
+      <w:pPr>
+        <w:jc w:val="both"/>
+        <w:rPr>
+          <w:rFonts w:cs="Calibri"/>
+          <w:sz w:val="32"/>
+          <w:szCs w:val="32"/>
+        </w:rPr>
+      </w:pPr>
+      <w:r>
+        <w:rPr>
+          <w:rFonts w:cs="Calibri"/>
+          <w:sz w:val="32"/>
+          <w:szCs w:val="32"/>
         </w:rPr>
         <w:t>Summary:</w:t>
       </w:r>
@@ -2957,34 +2696,35 @@
       <w:pPr>
         <w:jc w:val="both"/>
         <w:rPr>
-          <w:rFonts w:ascii="Calibri" w:hAnsi="Calibri" w:cs="Calibri"/>
-          <w:sz w:val="34"/>
-          <w:szCs w:val="34"/>
-        </w:rPr>
-      </w:pPr>
-      <w:r>
-        <w:rPr>
-          <w:rFonts w:ascii="Calibri" w:hAnsi="Calibri" w:cs="Calibri"/>
-          <w:sz w:val="34"/>
-          <w:szCs w:val="34"/>
-        </w:rPr>
+          <w:rFonts w:cs="Calibri"/>
+          <w:sz w:val="32"/>
+          <w:szCs w:val="32"/>
+        </w:rPr>
+      </w:pPr>
+      <w:r>
+        <w:rPr>
+          <w:rFonts w:cs="Calibri"/>
+          <w:sz w:val="32"/>
+          <w:szCs w:val="32"/>
+        </w:rPr>
+        <w:lastRenderedPageBreak/>
         <w:t xml:space="preserve"># Linear Regression teaches the ML model to find a straight-line </w:t>
       </w:r>
       <w:r>
         <w:rPr>
-          <w:rFonts w:ascii="Calibri" w:hAnsi="Calibri" w:cs="Calibri"/>
-          <w:b/>
-          <w:bCs/>
-          <w:sz w:val="34"/>
-          <w:szCs w:val="34"/>
+          <w:rFonts w:cs="Calibri"/>
+          <w:b/>
+          <w:bCs/>
+          <w:sz w:val="32"/>
+          <w:szCs w:val="32"/>
         </w:rPr>
         <w:t>y = mx + c</w:t>
       </w:r>
       <w:r>
         <w:rPr>
-          <w:rFonts w:ascii="Calibri" w:hAnsi="Calibri" w:cs="Calibri"/>
-          <w:sz w:val="34"/>
-          <w:szCs w:val="34"/>
+          <w:rFonts w:cs="Calibri"/>
+          <w:sz w:val="32"/>
+          <w:szCs w:val="32"/>
         </w:rPr>
         <w:t xml:space="preserve"> that best fits the data.</w:t>
       </w:r>
@@ -2994,64 +2734,107 @@
         <w:ind w:left="360" w:hanging="360"/>
         <w:jc w:val="both"/>
         <w:rPr>
-          <w:rFonts w:ascii="Calibri" w:hAnsi="Calibri" w:cs="Calibri"/>
-          <w:sz w:val="34"/>
-          <w:szCs w:val="34"/>
-        </w:rPr>
-      </w:pPr>
-      <w:r>
-        <w:rPr>
-          <w:rFonts w:ascii="Calibri" w:hAnsi="Calibri" w:cs="Calibri"/>
-          <w:sz w:val="34"/>
-          <w:szCs w:val="34"/>
+          <w:rFonts w:cs="Calibri"/>
+          <w:sz w:val="32"/>
+          <w:szCs w:val="32"/>
+        </w:rPr>
+      </w:pPr>
+      <w:r>
+        <w:rPr>
+          <w:rFonts w:cs="Calibri"/>
+          <w:sz w:val="32"/>
+          <w:szCs w:val="32"/>
         </w:rPr>
         <w:t>•</w:t>
       </w:r>
       <w:r>
         <w:rPr>
-          <w:rFonts w:ascii="Calibri" w:hAnsi="Calibri" w:cs="Calibri"/>
-          <w:sz w:val="34"/>
-          <w:szCs w:val="34"/>
+          <w:rFonts w:cs="Calibri"/>
+          <w:sz w:val="32"/>
+          <w:szCs w:val="32"/>
         </w:rPr>
         <w:tab/>
       </w:r>
       <w:r>
         <w:rPr>
-          <w:rFonts w:ascii="Calibri" w:hAnsi="Calibri" w:cs="Calibri"/>
-          <w:b/>
-          <w:bCs/>
-          <w:sz w:val="34"/>
-          <w:szCs w:val="34"/>
-        </w:rPr>
-        <w:t xml:space="preserve">y = mx + </w:t>
-      </w:r>
-      <w:proofErr w:type="gramStart"/>
-      <w:r>
-        <w:rPr>
-          <w:rFonts w:ascii="Calibri" w:hAnsi="Calibri" w:cs="Calibri"/>
-          <w:b/>
-          <w:bCs/>
-          <w:sz w:val="34"/>
-          <w:szCs w:val="34"/>
+          <w:rFonts w:cs="Calibri"/>
+          <w:b/>
+          <w:bCs/>
+          <w:sz w:val="32"/>
+          <w:szCs w:val="32"/>
+        </w:rPr>
+        <w:t>y = mx + c</w:t>
+      </w:r>
+      <w:r>
+        <w:rPr>
+          <w:rFonts w:cs="Calibri"/>
+          <w:sz w:val="32"/>
+          <w:szCs w:val="32"/>
+        </w:rPr>
+        <w:t xml:space="preserve">  is the mathematical model of the relationship</w:t>
+      </w:r>
+    </w:p>
+    <w:p>
+      <w:pPr>
+        <w:ind w:left="360" w:hanging="360"/>
+        <w:jc w:val="both"/>
+        <w:rPr>
+          <w:rFonts w:cs="Calibri"/>
+          <w:sz w:val="32"/>
+          <w:szCs w:val="32"/>
+        </w:rPr>
+      </w:pPr>
+      <w:r>
+        <w:rPr>
+          <w:rFonts w:cs="Calibri"/>
+          <w:sz w:val="32"/>
+          <w:szCs w:val="32"/>
+        </w:rPr>
+        <w:t>•</w:t>
+      </w:r>
+      <w:r>
+        <w:rPr>
+          <w:rFonts w:cs="Calibri"/>
+          <w:sz w:val="32"/>
+          <w:szCs w:val="32"/>
+        </w:rPr>
+        <w:tab/>
+      </w:r>
+      <w:r>
+        <w:rPr>
+          <w:rFonts w:cs="Calibri"/>
+          <w:b/>
+          <w:bCs/>
+          <w:sz w:val="32"/>
+          <w:szCs w:val="32"/>
+        </w:rPr>
+        <w:t xml:space="preserve">m </w:t>
+      </w:r>
+      <w:r>
+        <w:rPr>
+          <w:rFonts w:cs="Calibri"/>
+          <w:sz w:val="32"/>
+          <w:szCs w:val="32"/>
+        </w:rPr>
+        <w:t xml:space="preserve">and </w:t>
+      </w:r>
+      <w:r>
+        <w:rPr>
+          <w:rFonts w:cs="Calibri"/>
+          <w:b/>
+          <w:bCs/>
+          <w:sz w:val="32"/>
+          <w:szCs w:val="32"/>
         </w:rPr>
         <w:t>c</w:t>
       </w:r>
       <w:r>
         <w:rPr>
-          <w:rFonts w:ascii="Calibri" w:hAnsi="Calibri" w:cs="Calibri"/>
-          <w:sz w:val="34"/>
-          <w:szCs w:val="34"/>
-        </w:rPr>
-        <w:t xml:space="preserve">  is</w:t>
-      </w:r>
-      <w:proofErr w:type="gramEnd"/>
-      <w:r>
-        <w:rPr>
-          <w:rFonts w:ascii="Calibri" w:hAnsi="Calibri" w:cs="Calibri"/>
-          <w:sz w:val="34"/>
-          <w:szCs w:val="34"/>
-        </w:rPr>
-        <w:t xml:space="preserve"> the mathematical model of the relationship</w:t>
+          <w:rFonts w:cs="Calibri"/>
+          <w:sz w:val="32"/>
+          <w:szCs w:val="32"/>
+        </w:rPr>
+        <w:t xml:space="preserve"> are adjusted until the line fits the data well</w:t>
       </w:r>
     </w:p>
     <w:p>
@@ -3059,87 +2842,24 @@
         <w:ind w:left="360" w:hanging="360"/>
         <w:jc w:val="both"/>
         <w:rPr>
-          <w:rFonts w:ascii="Calibri" w:hAnsi="Calibri" w:cs="Calibri"/>
-          <w:sz w:val="34"/>
-          <w:szCs w:val="34"/>
-        </w:rPr>
-      </w:pPr>
-      <w:r>
-        <w:rPr>
-          <w:rFonts w:ascii="Calibri" w:hAnsi="Calibri" w:cs="Calibri"/>
-          <w:sz w:val="34"/>
-          <w:szCs w:val="34"/>
+          <w:rFonts w:cs="Calibri"/>
+          <w:sz w:val="32"/>
+          <w:szCs w:val="32"/>
+        </w:rPr>
+      </w:pPr>
+      <w:r>
+        <w:rPr>
+          <w:rFonts w:cs="Calibri"/>
+          <w:sz w:val="32"/>
+          <w:szCs w:val="32"/>
         </w:rPr>
         <w:t>•</w:t>
       </w:r>
       <w:r>
         <w:rPr>
-          <w:rFonts w:ascii="Calibri" w:hAnsi="Calibri" w:cs="Calibri"/>
-          <w:sz w:val="34"/>
-          <w:szCs w:val="34"/>
-        </w:rPr>
-        <w:tab/>
-      </w:r>
-      <w:r>
-        <w:rPr>
-          <w:rFonts w:ascii="Calibri" w:hAnsi="Calibri" w:cs="Calibri"/>
-          <w:b/>
-          <w:bCs/>
-          <w:sz w:val="34"/>
-          <w:szCs w:val="34"/>
-        </w:rPr>
-        <w:t xml:space="preserve">m </w:t>
-      </w:r>
-      <w:r>
-        <w:rPr>
-          <w:rFonts w:ascii="Calibri" w:hAnsi="Calibri" w:cs="Calibri"/>
-          <w:sz w:val="34"/>
-          <w:szCs w:val="34"/>
-        </w:rPr>
-        <w:t xml:space="preserve">and </w:t>
-      </w:r>
-      <w:r>
-        <w:rPr>
-          <w:rFonts w:ascii="Calibri" w:hAnsi="Calibri" w:cs="Calibri"/>
-          <w:b/>
-          <w:bCs/>
-          <w:sz w:val="34"/>
-          <w:szCs w:val="34"/>
-        </w:rPr>
-        <w:t>c</w:t>
-      </w:r>
-      <w:r>
-        <w:rPr>
-          <w:rFonts w:ascii="Calibri" w:hAnsi="Calibri" w:cs="Calibri"/>
-          <w:sz w:val="34"/>
-          <w:szCs w:val="34"/>
-        </w:rPr>
-        <w:t xml:space="preserve"> are adjusted until the line fits the data well</w:t>
-      </w:r>
-    </w:p>
-    <w:p>
-      <w:pPr>
-        <w:ind w:left="360" w:hanging="360"/>
-        <w:jc w:val="both"/>
-        <w:rPr>
-          <w:rFonts w:ascii="Calibri" w:hAnsi="Calibri" w:cs="Calibri"/>
-          <w:sz w:val="34"/>
-          <w:szCs w:val="34"/>
-        </w:rPr>
-      </w:pPr>
-      <w:r>
-        <w:rPr>
-          <w:rFonts w:ascii="Calibri" w:hAnsi="Calibri" w:cs="Calibri"/>
-          <w:sz w:val="34"/>
-          <w:szCs w:val="34"/>
-        </w:rPr>
-        <w:t>•</w:t>
-      </w:r>
-      <w:r>
-        <w:rPr>
-          <w:rFonts w:ascii="Calibri" w:hAnsi="Calibri" w:cs="Calibri"/>
-          <w:sz w:val="34"/>
-          <w:szCs w:val="34"/>
+          <w:rFonts w:cs="Calibri"/>
+          <w:sz w:val="32"/>
+          <w:szCs w:val="32"/>
         </w:rPr>
         <w:tab/>
         <w:t>Residuals are the gaps between predicted and actual values</w:t>
@@ -3150,24 +2870,24 @@
         <w:ind w:left="360" w:hanging="360"/>
         <w:jc w:val="both"/>
         <w:rPr>
-          <w:rFonts w:ascii="Calibri" w:hAnsi="Calibri" w:cs="Calibri"/>
-          <w:sz w:val="34"/>
-          <w:szCs w:val="34"/>
-        </w:rPr>
-      </w:pPr>
-      <w:r>
-        <w:rPr>
-          <w:rFonts w:ascii="Calibri" w:hAnsi="Calibri" w:cs="Calibri"/>
-          <w:sz w:val="34"/>
-          <w:szCs w:val="34"/>
+          <w:rFonts w:cs="Calibri"/>
+          <w:sz w:val="32"/>
+          <w:szCs w:val="32"/>
+        </w:rPr>
+      </w:pPr>
+      <w:r>
+        <w:rPr>
+          <w:rFonts w:cs="Calibri"/>
+          <w:sz w:val="32"/>
+          <w:szCs w:val="32"/>
         </w:rPr>
         <w:t>•</w:t>
       </w:r>
       <w:r>
         <w:rPr>
-          <w:rFonts w:ascii="Calibri" w:hAnsi="Calibri" w:cs="Calibri"/>
-          <w:sz w:val="34"/>
-          <w:szCs w:val="34"/>
+          <w:rFonts w:cs="Calibri"/>
+          <w:sz w:val="32"/>
+          <w:szCs w:val="32"/>
         </w:rPr>
         <w:tab/>
         <w:t>MSE measures the average squared error, lower is better</w:t>
@@ -3178,61 +2898,61 @@
         <w:ind w:left="360" w:hanging="360"/>
         <w:jc w:val="both"/>
         <w:rPr>
-          <w:rFonts w:ascii="Calibri" w:hAnsi="Calibri" w:cs="Calibri"/>
-          <w:sz w:val="34"/>
-          <w:szCs w:val="34"/>
-        </w:rPr>
-      </w:pPr>
-      <w:r>
-        <w:rPr>
-          <w:rFonts w:ascii="Calibri" w:hAnsi="Calibri" w:cs="Calibri"/>
-          <w:sz w:val="34"/>
-          <w:szCs w:val="34"/>
+          <w:rFonts w:cs="Calibri"/>
+          <w:sz w:val="32"/>
+          <w:szCs w:val="32"/>
+        </w:rPr>
+      </w:pPr>
+      <w:r>
+        <w:rPr>
+          <w:rFonts w:cs="Calibri"/>
+          <w:sz w:val="32"/>
+          <w:szCs w:val="32"/>
         </w:rPr>
         <w:t>•</w:t>
       </w:r>
       <w:r>
         <w:rPr>
-          <w:rFonts w:ascii="Calibri" w:hAnsi="Calibri" w:cs="Calibri"/>
-          <w:sz w:val="34"/>
-          <w:szCs w:val="34"/>
+          <w:rFonts w:cs="Calibri"/>
+          <w:sz w:val="32"/>
+          <w:szCs w:val="32"/>
         </w:rPr>
         <w:tab/>
         <w:t xml:space="preserve">Gradient Descent finds the </w:t>
       </w:r>
       <w:r>
         <w:rPr>
-          <w:rFonts w:ascii="Calibri" w:hAnsi="Calibri" w:cs="Calibri"/>
-          <w:b/>
-          <w:bCs/>
-          <w:sz w:val="34"/>
-          <w:szCs w:val="34"/>
+          <w:rFonts w:cs="Calibri"/>
+          <w:b/>
+          <w:bCs/>
+          <w:sz w:val="32"/>
+          <w:szCs w:val="32"/>
         </w:rPr>
         <w:t>m</w:t>
       </w:r>
       <w:r>
         <w:rPr>
-          <w:rFonts w:ascii="Calibri" w:hAnsi="Calibri" w:cs="Calibri"/>
-          <w:sz w:val="34"/>
-          <w:szCs w:val="34"/>
+          <w:rFonts w:cs="Calibri"/>
+          <w:sz w:val="32"/>
+          <w:szCs w:val="32"/>
         </w:rPr>
         <w:t xml:space="preserve"> and </w:t>
       </w:r>
       <w:r>
         <w:rPr>
-          <w:rFonts w:ascii="Calibri" w:hAnsi="Calibri" w:cs="Calibri"/>
-          <w:b/>
-          <w:bCs/>
-          <w:sz w:val="34"/>
-          <w:szCs w:val="34"/>
+          <w:rFonts w:cs="Calibri"/>
+          <w:b/>
+          <w:bCs/>
+          <w:sz w:val="32"/>
+          <w:szCs w:val="32"/>
         </w:rPr>
         <w:t>c</w:t>
       </w:r>
       <w:r>
         <w:rPr>
-          <w:rFonts w:ascii="Calibri" w:hAnsi="Calibri" w:cs="Calibri"/>
-          <w:sz w:val="34"/>
-          <w:szCs w:val="34"/>
+          <w:rFonts w:cs="Calibri"/>
+          <w:sz w:val="32"/>
+          <w:szCs w:val="32"/>
         </w:rPr>
         <w:t xml:space="preserve"> that minimize MSE by walking down the U-shaped curve</w:t>
       </w:r>
@@ -3241,24 +2961,24 @@
       <w:pPr>
         <w:jc w:val="both"/>
         <w:rPr>
-          <w:rFonts w:ascii="Calibri" w:hAnsi="Calibri" w:cs="Calibri"/>
-          <w:sz w:val="34"/>
-          <w:szCs w:val="34"/>
-        </w:rPr>
-      </w:pPr>
-      <w:r>
-        <w:rPr>
-          <w:rFonts w:ascii="Calibri" w:hAnsi="Calibri" w:cs="Calibri"/>
-          <w:sz w:val="34"/>
-          <w:szCs w:val="34"/>
+          <w:rFonts w:cs="Calibri"/>
+          <w:sz w:val="32"/>
+          <w:szCs w:val="32"/>
+        </w:rPr>
+      </w:pPr>
+      <w:r>
+        <w:rPr>
+          <w:rFonts w:cs="Calibri"/>
+          <w:sz w:val="32"/>
+          <w:szCs w:val="32"/>
         </w:rPr>
         <w:t xml:space="preserve"># </w:t>
       </w:r>
       <w:r>
         <w:rPr>
-          <w:rFonts w:ascii="Calibri" w:hAnsi="Calibri" w:cs="Calibri"/>
-          <w:sz w:val="34"/>
-          <w:szCs w:val="34"/>
+          <w:rFonts w:cs="Calibri"/>
+          <w:sz w:val="32"/>
+          <w:szCs w:val="32"/>
         </w:rPr>
         <w:t>Because the relationship is linear (a straight line), the model assumes as study hours increase, marks increase proportionally. Linear Regression captures this trend and uses it to predict new outcomes.</w:t>
       </w:r>
